--- a/lessons/5-1/downloads/reveal/teacher/5.1-session-1-prerequisite-practice-a.docx
+++ b/lessons/5-1/downloads/reveal/teacher/5.1-session-1-prerequisite-practice-a.docx
@@ -15,10 +15,28 @@
         <w:rPr>
           <w:rFonts w:ascii="Avenir Next" w:hAnsi="Avenir Next" w:cs="Avenir Next" w:eastAsia="Avenir Next"/>
           <w:color w:val="1A1A1A"/>
+          <w:sz w:val="22"/>
+          <w:szCs w:val="20"/>
+        </w:rPr>
+        <w:t xml:space="preserve">Name</w:t>
+      </w:r>
+      <w:r>
+        <w:rPr>
+          <w:rFonts w:ascii="Avenir Next" w:hAnsi="Avenir Next" w:cs="Avenir Next" w:eastAsia="Avenir Next"/>
+          <w:color w:val="1A1A1A"/>
           <w:sz w:val="20"/>
           <w:szCs w:val="20"/>
         </w:rPr>
-        <w:t xml:space="preserve">Name</w:t>
+        <w:tab/>
+      </w:r>
+      <w:r>
+        <w:rPr>
+          <w:rFonts w:ascii="Avenir Next" w:hAnsi="Avenir Next" w:cs="Avenir Next" w:eastAsia="Avenir Next"/>
+          <w:color w:val="1A1A1A"/>
+          <w:sz w:val="22"/>
+          <w:szCs w:val="20"/>
+        </w:rPr>
+        <w:t xml:space="preserve">   Date</w:t>
       </w:r>
       <w:r>
         <w:rPr>
@@ -33,25 +51,7 @@
         <w:rPr>
           <w:rFonts w:ascii="Avenir Next" w:hAnsi="Avenir Next" w:cs="Avenir Next" w:eastAsia="Avenir Next"/>
           <w:color w:val="1A1A1A"/>
-          <w:sz w:val="20"/>
-          <w:szCs w:val="20"/>
-        </w:rPr>
-        <w:t xml:space="preserve">   Date</w:t>
-      </w:r>
-      <w:r>
-        <w:rPr>
-          <w:rFonts w:ascii="Avenir Next" w:hAnsi="Avenir Next" w:cs="Avenir Next" w:eastAsia="Avenir Next"/>
-          <w:color w:val="1A1A1A"/>
-          <w:sz w:val="20"/>
-          <w:szCs w:val="20"/>
-        </w:rPr>
-        <w:tab/>
-      </w:r>
-      <w:r>
-        <w:rPr>
-          <w:rFonts w:ascii="Avenir Next" w:hAnsi="Avenir Next" w:cs="Avenir Next" w:eastAsia="Avenir Next"/>
-          <w:color w:val="1A1A1A"/>
-          <w:sz w:val="20"/>
+          <w:sz w:val="22"/>
           <w:szCs w:val="20"/>
         </w:rPr>
         <w:t xml:space="preserve">   Period</w:t>
@@ -78,7 +78,7 @@
           <w:caps/>
           <w:color w:val="003A70"/>
           <w:spacing w:val="12"/>
-          <w:sz w:val="19"/>
+          <w:sz w:val="22"/>
           <w:szCs w:val="19"/>
         </w:rPr>
         <w:t xml:space="preserve">Lesson 5-1  ·  Session 1  ·  Prerequisite Practice A  ·  Skill 1 of 2</w:t>
@@ -86,6 +86,7 @@
     </w:p>
     <w:p>
       <w:pPr>
+        <w:pStyle w:val="Heading1"/>
         <w:keepNext/>
         <w:spacing w:before="0" w:after="10" w:line="240" w:lineRule="auto"/>
       </w:pPr>
@@ -111,7 +112,7 @@
         <w:rPr>
           <w:rFonts w:ascii="Avenir Next" w:hAnsi="Avenir Next" w:cs="Avenir Next" w:eastAsia="Avenir Next"/>
           <w:color w:val="5A5F66"/>
-          <w:sz w:val="17"/>
+          <w:sz w:val="22"/>
           <w:szCs w:val="17"/>
         </w:rPr>
         <w:t xml:space="preserve">Builds on Grade 5 · 5.NBT.B.5</w:t>
@@ -154,6 +155,7 @@
           </w:tcPr>
           <w:p>
             <w:pPr>
+              <w:pStyle w:val="Heading2"/>
               <w:spacing w:before="0" w:after="0" w:line="252" w:lineRule="auto"/>
             </w:pPr>
             <w:r>
@@ -183,7 +185,7 @@
               <w:rPr>
                 <w:rFonts w:ascii="Avenir Next" w:hAnsi="Avenir Next" w:cs="Avenir Next" w:eastAsia="Avenir Next"/>
                 <w:color w:val="1A1A1A"/>
-                <w:sz w:val="20"/>
+                <w:sz w:val="22"/>
                 <w:szCs w:val="20"/>
               </w:rPr>
               <w:t xml:space="preserve">You will find the area of a panel with base 26 cm and height 5 cm, or 10 cm by 13 cm.</w:t>
@@ -203,6 +205,7 @@
           </w:tcPr>
           <w:p>
             <w:pPr>
+              <w:pStyle w:val="Heading2"/>
               <w:spacing w:before="0" w:after="0" w:line="252" w:lineRule="auto"/>
             </w:pPr>
             <w:r>
@@ -232,7 +235,7 @@
               <w:rPr>
                 <w:rFonts w:ascii="Avenir Next" w:hAnsi="Avenir Next" w:cs="Avenir Next" w:eastAsia="Avenir Next"/>
                 <w:color w:val="1A1A1A"/>
-                <w:sz w:val="20"/>
+                <w:sz w:val="22"/>
                 <w:szCs w:val="20"/>
               </w:rPr>
               <w:t xml:space="preserve">Multiply a two-digit number by another number, like 22 × 13.  </w:t>
@@ -242,7 +245,7 @@
                 <w:rFonts w:ascii="Avenir Next" w:hAnsi="Avenir Next" w:cs="Avenir Next" w:eastAsia="Avenir Next"/>
                 <w:b/>
                 <w:color w:val="1A1A1A"/>
-                <w:sz w:val="20"/>
+                <w:sz w:val="22"/>
                 <w:szCs w:val="20"/>
               </w:rPr>
               <w:t xml:space="preserve">You will use it in Practice Form A, problems 3 and 7.</w:t>
@@ -253,6 +256,7 @@
     </w:tbl>
     <w:p>
       <w:pPr>
+        <w:pStyle w:val="Heading2"/>
         <w:keepNext/>
         <w:pBdr>
           <w:bottom w:val="single" w:sz="8" w:space="3" w:color="003A70"/>
@@ -268,7 +272,7 @@
           <w:b/>
           <w:color w:val="003A70"/>
           <w:spacing w:val="14"/>
-          <w:sz w:val="19"/>
+          <w:sz w:val="22"/>
           <w:szCs w:val="19"/>
         </w:rPr>
         <w:t xml:space="preserve">STEPS TO FOLLOW</w:t>
@@ -287,7 +291,7 @@
           <w:rFonts w:ascii="Avenir Next" w:hAnsi="Avenir Next" w:cs="Avenir Next" w:eastAsia="Avenir Next"/>
           <w:i/>
           <w:color w:val="5A5F66"/>
-          <w:sz w:val="17"/>
+          <w:sz w:val="22"/>
           <w:szCs w:val="17"/>
         </w:rPr>
         <w:t xml:space="preserve">use these same steps on every problem</w:t>
@@ -329,6 +333,7 @@
           </w:tcPr>
           <w:p>
             <w:pPr>
+              <w:pStyle w:val="Heading1"/>
               <w:spacing w:before="0" w:after="0" w:line="240" w:lineRule="auto"/>
               <w:jc w:val="center"/>
             </w:pPr>
@@ -357,7 +362,7 @@
               <w:rPr>
                 <w:rFonts w:ascii="Avenir Next" w:hAnsi="Avenir Next" w:cs="Avenir Next" w:eastAsia="Avenir Next"/>
                 <w:color w:val="1A1A1A"/>
-                <w:sz w:val="21"/>
+                <w:sz w:val="22"/>
                 <w:szCs w:val="21"/>
               </w:rPr>
               <w:t xml:space="preserve">Break the second number into </w:t>
@@ -367,7 +372,7 @@
                 <w:rFonts w:ascii="Avenir Next" w:hAnsi="Avenir Next" w:cs="Avenir Next" w:eastAsia="Avenir Next"/>
                 <w:b/>
                 <w:color w:val="1A1A1A"/>
-                <w:sz w:val="21"/>
+                <w:sz w:val="22"/>
                 <w:szCs w:val="21"/>
               </w:rPr>
               <w:t xml:space="preserve">tens and ones</w:t>
@@ -376,7 +381,7 @@
               <w:rPr>
                 <w:rFonts w:ascii="Avenir Next" w:hAnsi="Avenir Next" w:cs="Avenir Next" w:eastAsia="Avenir Next"/>
                 <w:color w:val="1A1A1A"/>
-                <w:sz w:val="21"/>
+                <w:sz w:val="22"/>
                 <w:szCs w:val="21"/>
               </w:rPr>
               <w:t xml:space="preserve">.</w:t>
@@ -395,6 +400,7 @@
           </w:tcPr>
           <w:p>
             <w:pPr>
+              <w:pStyle w:val="Heading1"/>
               <w:spacing w:before="0" w:after="0" w:line="240" w:lineRule="auto"/>
               <w:jc w:val="center"/>
             </w:pPr>
@@ -423,7 +429,7 @@
               <w:rPr>
                 <w:rFonts w:ascii="Avenir Next" w:hAnsi="Avenir Next" w:cs="Avenir Next" w:eastAsia="Avenir Next"/>
                 <w:color w:val="1A1A1A"/>
-                <w:sz w:val="21"/>
+                <w:sz w:val="22"/>
                 <w:szCs w:val="21"/>
               </w:rPr>
               <w:t xml:space="preserve">Multiply the first number by </w:t>
@@ -433,7 +439,7 @@
                 <w:rFonts w:ascii="Avenir Next" w:hAnsi="Avenir Next" w:cs="Avenir Next" w:eastAsia="Avenir Next"/>
                 <w:b/>
                 <w:color w:val="1A1A1A"/>
-                <w:sz w:val="21"/>
+                <w:sz w:val="22"/>
                 <w:szCs w:val="21"/>
               </w:rPr>
               <w:t xml:space="preserve">each part</w:t>
@@ -442,7 +448,7 @@
               <w:rPr>
                 <w:rFonts w:ascii="Avenir Next" w:hAnsi="Avenir Next" w:cs="Avenir Next" w:eastAsia="Avenir Next"/>
                 <w:color w:val="1A1A1A"/>
-                <w:sz w:val="21"/>
+                <w:sz w:val="22"/>
                 <w:szCs w:val="21"/>
               </w:rPr>
               <w:t xml:space="preserve">.</w:t>
@@ -461,6 +467,7 @@
           </w:tcPr>
           <w:p>
             <w:pPr>
+              <w:pStyle w:val="Heading1"/>
               <w:spacing w:before="0" w:after="0" w:line="240" w:lineRule="auto"/>
               <w:jc w:val="center"/>
             </w:pPr>
@@ -490,7 +497,7 @@
                 <w:rFonts w:ascii="Avenir Next" w:hAnsi="Avenir Next" w:cs="Avenir Next" w:eastAsia="Avenir Next"/>
                 <w:b/>
                 <w:color w:val="1A1A1A"/>
-                <w:sz w:val="21"/>
+                <w:sz w:val="22"/>
                 <w:szCs w:val="21"/>
               </w:rPr>
               <w:t xml:space="preserve">Add</w:t>
@@ -499,7 +506,7 @@
               <w:rPr>
                 <w:rFonts w:ascii="Avenir Next" w:hAnsi="Avenir Next" w:cs="Avenir Next" w:eastAsia="Avenir Next"/>
                 <w:color w:val="1A1A1A"/>
-                <w:sz w:val="21"/>
+                <w:sz w:val="22"/>
                 <w:szCs w:val="21"/>
               </w:rPr>
               <w:t xml:space="preserve"> the two products.</w:t>
@@ -510,6 +517,7 @@
     </w:tbl>
     <w:p>
       <w:pPr>
+        <w:pStyle w:val="Heading2"/>
         <w:keepNext/>
         <w:pBdr>
           <w:bottom w:val="single" w:sz="8" w:space="3" w:color="003A70"/>
@@ -525,7 +533,7 @@
           <w:b/>
           <w:color w:val="003A70"/>
           <w:spacing w:val="14"/>
-          <w:sz w:val="19"/>
+          <w:sz w:val="22"/>
           <w:szCs w:val="19"/>
         </w:rPr>
         <w:t xml:space="preserve">WATCH ME</w:t>
@@ -544,7 +552,7 @@
           <w:rFonts w:ascii="Avenir Next" w:hAnsi="Avenir Next" w:cs="Avenir Next" w:eastAsia="Avenir Next"/>
           <w:i/>
           <w:color w:val="5A5F66"/>
-          <w:sz w:val="17"/>
+          <w:sz w:val="22"/>
           <w:szCs w:val="17"/>
         </w:rPr>
         <w:t xml:space="preserve">the steps in action</w:t>
@@ -559,7 +567,7 @@
           <w:rFonts w:ascii="Avenir Next" w:hAnsi="Avenir Next" w:cs="Avenir Next" w:eastAsia="Avenir Next"/>
           <w:b/>
           <w:color w:val="1A1A1A"/>
-          <w:sz w:val="21"/>
+          <w:sz w:val="22"/>
           <w:szCs w:val="21"/>
         </w:rPr>
         <w:t xml:space="preserve">Find 22 × 13.</w:t>
@@ -578,25 +586,25 @@
           <w:rFonts w:ascii="Avenir Next" w:hAnsi="Avenir Next" w:cs="Avenir Next" w:eastAsia="Avenir Next"/>
           <w:b/>
           <w:color w:val="003A70"/>
+          <w:sz w:val="22"/>
+          <w:szCs w:val="19"/>
+        </w:rPr>
+        <w:t xml:space="preserve">Step 1</w:t>
+      </w:r>
+      <w:r>
+        <w:rPr>
+          <w:rFonts w:ascii="Avenir Next" w:hAnsi="Avenir Next" w:cs="Avenir Next" w:eastAsia="Avenir Next"/>
+          <w:color w:val="1A1A1A"/>
           <w:sz w:val="19"/>
           <w:szCs w:val="19"/>
         </w:rPr>
-        <w:t xml:space="preserve">Step 1</w:t>
-      </w:r>
-      <w:r>
-        <w:rPr>
-          <w:rFonts w:ascii="Avenir Next" w:hAnsi="Avenir Next" w:cs="Avenir Next" w:eastAsia="Avenir Next"/>
-          <w:color w:val="1A1A1A"/>
-          <w:sz w:val="19"/>
-          <w:szCs w:val="19"/>
-        </w:rPr>
         <w:tab/>
       </w:r>
       <w:r>
         <w:rPr>
           <w:rFonts w:ascii="Avenir Next" w:hAnsi="Avenir Next" w:cs="Avenir Next" w:eastAsia="Avenir Next"/>
           <w:color w:val="1A1A1A"/>
-          <w:sz w:val="21"/>
+          <w:sz w:val="22"/>
           <w:szCs w:val="21"/>
         </w:rPr>
         <w:t xml:space="preserve">13 = 10 + 3.</w:t>
@@ -615,25 +623,25 @@
           <w:rFonts w:ascii="Avenir Next" w:hAnsi="Avenir Next" w:cs="Avenir Next" w:eastAsia="Avenir Next"/>
           <w:b/>
           <w:color w:val="003A70"/>
+          <w:sz w:val="22"/>
+          <w:szCs w:val="19"/>
+        </w:rPr>
+        <w:t xml:space="preserve">Step 2</w:t>
+      </w:r>
+      <w:r>
+        <w:rPr>
+          <w:rFonts w:ascii="Avenir Next" w:hAnsi="Avenir Next" w:cs="Avenir Next" w:eastAsia="Avenir Next"/>
+          <w:color w:val="1A1A1A"/>
           <w:sz w:val="19"/>
           <w:szCs w:val="19"/>
         </w:rPr>
-        <w:t xml:space="preserve">Step 2</w:t>
-      </w:r>
-      <w:r>
-        <w:rPr>
-          <w:rFonts w:ascii="Avenir Next" w:hAnsi="Avenir Next" w:cs="Avenir Next" w:eastAsia="Avenir Next"/>
-          <w:color w:val="1A1A1A"/>
-          <w:sz w:val="19"/>
-          <w:szCs w:val="19"/>
-        </w:rPr>
         <w:tab/>
       </w:r>
       <w:r>
         <w:rPr>
           <w:rFonts w:ascii="Avenir Next" w:hAnsi="Avenir Next" w:cs="Avenir Next" w:eastAsia="Avenir Next"/>
           <w:color w:val="1A1A1A"/>
-          <w:sz w:val="21"/>
+          <w:sz w:val="22"/>
           <w:szCs w:val="21"/>
         </w:rPr>
         <w:t xml:space="preserve">22 × 10 = 220 and 22 × 3 = 66.</w:t>
@@ -652,25 +660,25 @@
           <w:rFonts w:ascii="Avenir Next" w:hAnsi="Avenir Next" w:cs="Avenir Next" w:eastAsia="Avenir Next"/>
           <w:b/>
           <w:color w:val="003A70"/>
+          <w:sz w:val="22"/>
+          <w:szCs w:val="19"/>
+        </w:rPr>
+        <w:t xml:space="preserve">Step 3</w:t>
+      </w:r>
+      <w:r>
+        <w:rPr>
+          <w:rFonts w:ascii="Avenir Next" w:hAnsi="Avenir Next" w:cs="Avenir Next" w:eastAsia="Avenir Next"/>
+          <w:color w:val="1A1A1A"/>
           <w:sz w:val="19"/>
           <w:szCs w:val="19"/>
         </w:rPr>
-        <w:t xml:space="preserve">Step 3</w:t>
-      </w:r>
-      <w:r>
-        <w:rPr>
-          <w:rFonts w:ascii="Avenir Next" w:hAnsi="Avenir Next" w:cs="Avenir Next" w:eastAsia="Avenir Next"/>
-          <w:color w:val="1A1A1A"/>
-          <w:sz w:val="19"/>
-          <w:szCs w:val="19"/>
-        </w:rPr>
         <w:tab/>
       </w:r>
       <w:r>
         <w:rPr>
           <w:rFonts w:ascii="Avenir Next" w:hAnsi="Avenir Next" w:cs="Avenir Next" w:eastAsia="Avenir Next"/>
           <w:color w:val="1A1A1A"/>
-          <w:sz w:val="21"/>
+          <w:sz w:val="22"/>
           <w:szCs w:val="21"/>
         </w:rPr>
         <w:t xml:space="preserve">220 + 66 = 286.</w:t>
@@ -689,18 +697,18 @@
           <w:rFonts w:ascii="Avenir Next" w:hAnsi="Avenir Next" w:cs="Avenir Next" w:eastAsia="Avenir Next"/>
           <w:b/>
           <w:color w:val="1A1A1A"/>
+          <w:sz w:val="22"/>
+          <w:szCs w:val="21"/>
+        </w:rPr>
+        <w:t xml:space="preserve">Answer</w:t>
+      </w:r>
+      <w:r>
+        <w:rPr>
+          <w:rFonts w:ascii="Avenir Next" w:hAnsi="Avenir Next" w:cs="Avenir Next" w:eastAsia="Avenir Next"/>
+          <w:color w:val="1A1A1A"/>
           <w:sz w:val="21"/>
           <w:szCs w:val="21"/>
         </w:rPr>
-        <w:t xml:space="preserve">Answer</w:t>
-      </w:r>
-      <w:r>
-        <w:rPr>
-          <w:rFonts w:ascii="Avenir Next" w:hAnsi="Avenir Next" w:cs="Avenir Next" w:eastAsia="Avenir Next"/>
-          <w:color w:val="1A1A1A"/>
-          <w:sz w:val="21"/>
-          <w:szCs w:val="21"/>
-        </w:rPr>
         <w:tab/>
       </w:r>
       <w:r>
@@ -708,7 +716,7 @@
           <w:rFonts w:ascii="Avenir Next" w:hAnsi="Avenir Next" w:cs="Avenir Next" w:eastAsia="Avenir Next"/>
           <w:b/>
           <w:color w:val="1A1A1A"/>
-          <w:sz w:val="21"/>
+          <w:sz w:val="22"/>
           <w:szCs w:val="21"/>
         </w:rPr>
         <w:t xml:space="preserve">22 × 13 = 286</w:t>
@@ -716,6 +724,7 @@
     </w:p>
     <w:p>
       <w:pPr>
+        <w:pStyle w:val="Heading2"/>
         <w:keepNext/>
         <w:pBdr>
           <w:bottom w:val="single" w:sz="8" w:space="3" w:color="003A70"/>
@@ -731,7 +740,7 @@
           <w:b/>
           <w:color w:val="003A70"/>
           <w:spacing w:val="14"/>
-          <w:sz w:val="19"/>
+          <w:sz w:val="22"/>
           <w:szCs w:val="19"/>
         </w:rPr>
         <w:t xml:space="preserve">TRY IT WITH HELP</w:t>
@@ -750,7 +759,7 @@
           <w:rFonts w:ascii="Avenir Next" w:hAnsi="Avenir Next" w:cs="Avenir Next" w:eastAsia="Avenir Next"/>
           <w:i/>
           <w:color w:val="5A5F66"/>
-          <w:sz w:val="17"/>
+          <w:sz w:val="22"/>
           <w:szCs w:val="17"/>
         </w:rPr>
         <w:t xml:space="preserve">fill in each step</w:t>
@@ -808,25 +817,25 @@
           <w:rFonts w:ascii="Avenir Next" w:hAnsi="Avenir Next" w:cs="Avenir Next" w:eastAsia="Avenir Next"/>
           <w:b/>
           <w:color w:val="003A70"/>
+          <w:sz w:val="22"/>
+          <w:szCs w:val="18"/>
+        </w:rPr>
+        <w:t xml:space="preserve">Step 1</w:t>
+      </w:r>
+      <w:r>
+        <w:rPr>
+          <w:rFonts w:ascii="Avenir Next" w:hAnsi="Avenir Next" w:cs="Avenir Next" w:eastAsia="Avenir Next"/>
+          <w:color w:val="1A1A1A"/>
           <w:sz w:val="18"/>
           <w:szCs w:val="18"/>
         </w:rPr>
-        <w:t xml:space="preserve">Step 1</w:t>
-      </w:r>
-      <w:r>
-        <w:rPr>
-          <w:rFonts w:ascii="Avenir Next" w:hAnsi="Avenir Next" w:cs="Avenir Next" w:eastAsia="Avenir Next"/>
-          <w:color w:val="1A1A1A"/>
-          <w:sz w:val="18"/>
-          <w:szCs w:val="18"/>
-        </w:rPr>
         <w:tab/>
       </w:r>
       <w:r>
         <w:rPr>
           <w:rFonts w:ascii="Avenir Next" w:hAnsi="Avenir Next" w:cs="Avenir Next" w:eastAsia="Avenir Next"/>
           <w:color w:val="1A1A1A"/>
-          <w:sz w:val="21"/>
+          <w:sz w:val="22"/>
           <w:szCs w:val="21"/>
         </w:rPr>
         <w:t xml:space="preserve">12 = 10 + </w:t>
@@ -856,35 +865,35 @@
           <w:rFonts w:ascii="Avenir Next" w:hAnsi="Avenir Next" w:cs="Avenir Next" w:eastAsia="Avenir Next"/>
           <w:b/>
           <w:color w:val="003A70"/>
+          <w:sz w:val="22"/>
+          <w:szCs w:val="18"/>
+        </w:rPr>
+        <w:t xml:space="preserve">Step 2</w:t>
+      </w:r>
+      <w:r>
+        <w:rPr>
+          <w:rFonts w:ascii="Avenir Next" w:hAnsi="Avenir Next" w:cs="Avenir Next" w:eastAsia="Avenir Next"/>
+          <w:color w:val="1A1A1A"/>
           <w:sz w:val="18"/>
           <w:szCs w:val="18"/>
         </w:rPr>
-        <w:t xml:space="preserve">Step 2</w:t>
-      </w:r>
-      <w:r>
-        <w:rPr>
-          <w:rFonts w:ascii="Avenir Next" w:hAnsi="Avenir Next" w:cs="Avenir Next" w:eastAsia="Avenir Next"/>
-          <w:color w:val="1A1A1A"/>
-          <w:sz w:val="18"/>
-          <w:szCs w:val="18"/>
-        </w:rPr>
         <w:tab/>
       </w:r>
       <w:r>
         <w:rPr>
           <w:rFonts w:ascii="Avenir Next" w:hAnsi="Avenir Next" w:cs="Avenir Next" w:eastAsia="Avenir Next"/>
           <w:color w:val="1A1A1A"/>
+          <w:sz w:val="22"/>
+          <w:szCs w:val="21"/>
+        </w:rPr>
+        <w:t xml:space="preserve">15 × 10 = </w:t>
+      </w:r>
+      <w:r>
+        <w:rPr>
+          <w:rFonts w:ascii="Avenir Next" w:hAnsi="Avenir Next" w:cs="Avenir Next" w:eastAsia="Avenir Next"/>
+          <w:color w:val="1A1A1A"/>
           <w:sz w:val="21"/>
           <w:szCs w:val="21"/>
-        </w:rPr>
-        <w:t xml:space="preserve">15 × 10 = </w:t>
-      </w:r>
-      <w:r>
-        <w:rPr>
-          <w:rFonts w:ascii="Avenir Next" w:hAnsi="Avenir Next" w:cs="Avenir Next" w:eastAsia="Avenir Next"/>
-          <w:color w:val="1A1A1A"/>
-          <w:sz w:val="21"/>
-          <w:szCs w:val="21"/>
           <w:u w:val="single"/>
         </w:rPr>
         <w:t xml:space="preserve">                </w:t>
@@ -893,7 +902,7 @@
         <w:rPr>
           <w:rFonts w:ascii="Avenir Next" w:hAnsi="Avenir Next" w:cs="Avenir Next" w:eastAsia="Avenir Next"/>
           <w:color w:val="1A1A1A"/>
-          <w:sz w:val="21"/>
+          <w:sz w:val="22"/>
           <w:szCs w:val="21"/>
         </w:rPr>
         <w:t xml:space="preserve"> and 15 × 2 = </w:t>
@@ -923,18 +932,18 @@
           <w:rFonts w:ascii="Avenir Next" w:hAnsi="Avenir Next" w:cs="Avenir Next" w:eastAsia="Avenir Next"/>
           <w:b/>
           <w:color w:val="003A70"/>
+          <w:sz w:val="22"/>
+          <w:szCs w:val="18"/>
+        </w:rPr>
+        <w:t xml:space="preserve">Step 3</w:t>
+      </w:r>
+      <w:r>
+        <w:rPr>
+          <w:rFonts w:ascii="Avenir Next" w:hAnsi="Avenir Next" w:cs="Avenir Next" w:eastAsia="Avenir Next"/>
+          <w:color w:val="1A1A1A"/>
           <w:sz w:val="18"/>
           <w:szCs w:val="18"/>
         </w:rPr>
-        <w:t xml:space="preserve">Step 3</w:t>
-      </w:r>
-      <w:r>
-        <w:rPr>
-          <w:rFonts w:ascii="Avenir Next" w:hAnsi="Avenir Next" w:cs="Avenir Next" w:eastAsia="Avenir Next"/>
-          <w:color w:val="1A1A1A"/>
-          <w:sz w:val="18"/>
-          <w:szCs w:val="18"/>
-        </w:rPr>
         <w:tab/>
       </w:r>
       <w:r>
@@ -951,7 +960,7 @@
         <w:rPr>
           <w:rFonts w:ascii="Avenir Next" w:hAnsi="Avenir Next" w:cs="Avenir Next" w:eastAsia="Avenir Next"/>
           <w:color w:val="1A1A1A"/>
-          <w:sz w:val="21"/>
+          <w:sz w:val="22"/>
           <w:szCs w:val="21"/>
         </w:rPr>
         <w:t xml:space="preserve"> + 30 = </w:t>
@@ -1024,25 +1033,25 @@
           <w:rFonts w:ascii="Avenir Next" w:hAnsi="Avenir Next" w:cs="Avenir Next" w:eastAsia="Avenir Next"/>
           <w:b/>
           <w:color w:val="003A70"/>
+          <w:sz w:val="22"/>
+          <w:szCs w:val="18"/>
+        </w:rPr>
+        <w:t xml:space="preserve">Step 1</w:t>
+      </w:r>
+      <w:r>
+        <w:rPr>
+          <w:rFonts w:ascii="Avenir Next" w:hAnsi="Avenir Next" w:cs="Avenir Next" w:eastAsia="Avenir Next"/>
+          <w:color w:val="1A1A1A"/>
           <w:sz w:val="18"/>
           <w:szCs w:val="18"/>
         </w:rPr>
-        <w:t xml:space="preserve">Step 1</w:t>
-      </w:r>
-      <w:r>
-        <w:rPr>
-          <w:rFonts w:ascii="Avenir Next" w:hAnsi="Avenir Next" w:cs="Avenir Next" w:eastAsia="Avenir Next"/>
-          <w:color w:val="1A1A1A"/>
-          <w:sz w:val="18"/>
-          <w:szCs w:val="18"/>
-        </w:rPr>
         <w:tab/>
       </w:r>
       <w:r>
         <w:rPr>
           <w:rFonts w:ascii="Avenir Next" w:hAnsi="Avenir Next" w:cs="Avenir Next" w:eastAsia="Avenir Next"/>
           <w:color w:val="1A1A1A"/>
-          <w:sz w:val="21"/>
+          <w:sz w:val="22"/>
           <w:szCs w:val="21"/>
         </w:rPr>
         <w:t xml:space="preserve">15 = 10 + </w:t>
@@ -1072,35 +1081,35 @@
           <w:rFonts w:ascii="Avenir Next" w:hAnsi="Avenir Next" w:cs="Avenir Next" w:eastAsia="Avenir Next"/>
           <w:b/>
           <w:color w:val="003A70"/>
+          <w:sz w:val="22"/>
+          <w:szCs w:val="18"/>
+        </w:rPr>
+        <w:t xml:space="preserve">Step 2</w:t>
+      </w:r>
+      <w:r>
+        <w:rPr>
+          <w:rFonts w:ascii="Avenir Next" w:hAnsi="Avenir Next" w:cs="Avenir Next" w:eastAsia="Avenir Next"/>
+          <w:color w:val="1A1A1A"/>
           <w:sz w:val="18"/>
           <w:szCs w:val="18"/>
         </w:rPr>
-        <w:t xml:space="preserve">Step 2</w:t>
-      </w:r>
-      <w:r>
-        <w:rPr>
-          <w:rFonts w:ascii="Avenir Next" w:hAnsi="Avenir Next" w:cs="Avenir Next" w:eastAsia="Avenir Next"/>
-          <w:color w:val="1A1A1A"/>
-          <w:sz w:val="18"/>
-          <w:szCs w:val="18"/>
-        </w:rPr>
         <w:tab/>
       </w:r>
       <w:r>
         <w:rPr>
           <w:rFonts w:ascii="Avenir Next" w:hAnsi="Avenir Next" w:cs="Avenir Next" w:eastAsia="Avenir Next"/>
           <w:color w:val="1A1A1A"/>
+          <w:sz w:val="22"/>
+          <w:szCs w:val="21"/>
+        </w:rPr>
+        <w:t xml:space="preserve">24 × 10 = </w:t>
+      </w:r>
+      <w:r>
+        <w:rPr>
+          <w:rFonts w:ascii="Avenir Next" w:hAnsi="Avenir Next" w:cs="Avenir Next" w:eastAsia="Avenir Next"/>
+          <w:color w:val="1A1A1A"/>
           <w:sz w:val="21"/>
           <w:szCs w:val="21"/>
-        </w:rPr>
-        <w:t xml:space="preserve">24 × 10 = </w:t>
-      </w:r>
-      <w:r>
-        <w:rPr>
-          <w:rFonts w:ascii="Avenir Next" w:hAnsi="Avenir Next" w:cs="Avenir Next" w:eastAsia="Avenir Next"/>
-          <w:color w:val="1A1A1A"/>
-          <w:sz w:val="21"/>
-          <w:szCs w:val="21"/>
           <w:u w:val="single"/>
         </w:rPr>
         <w:t xml:space="preserve">                </w:t>
@@ -1109,7 +1118,7 @@
         <w:rPr>
           <w:rFonts w:ascii="Avenir Next" w:hAnsi="Avenir Next" w:cs="Avenir Next" w:eastAsia="Avenir Next"/>
           <w:color w:val="1A1A1A"/>
-          <w:sz w:val="21"/>
+          <w:sz w:val="22"/>
           <w:szCs w:val="21"/>
         </w:rPr>
         <w:t xml:space="preserve"> and 24 × 5 = </w:t>
@@ -1139,18 +1148,18 @@
           <w:rFonts w:ascii="Avenir Next" w:hAnsi="Avenir Next" w:cs="Avenir Next" w:eastAsia="Avenir Next"/>
           <w:b/>
           <w:color w:val="003A70"/>
+          <w:sz w:val="22"/>
+          <w:szCs w:val="18"/>
+        </w:rPr>
+        <w:t xml:space="preserve">Step 3</w:t>
+      </w:r>
+      <w:r>
+        <w:rPr>
+          <w:rFonts w:ascii="Avenir Next" w:hAnsi="Avenir Next" w:cs="Avenir Next" w:eastAsia="Avenir Next"/>
+          <w:color w:val="1A1A1A"/>
           <w:sz w:val="18"/>
           <w:szCs w:val="18"/>
         </w:rPr>
-        <w:t xml:space="preserve">Step 3</w:t>
-      </w:r>
-      <w:r>
-        <w:rPr>
-          <w:rFonts w:ascii="Avenir Next" w:hAnsi="Avenir Next" w:cs="Avenir Next" w:eastAsia="Avenir Next"/>
-          <w:color w:val="1A1A1A"/>
-          <w:sz w:val="18"/>
-          <w:szCs w:val="18"/>
-        </w:rPr>
         <w:tab/>
       </w:r>
       <w:r>
@@ -1167,17 +1176,17 @@
         <w:rPr>
           <w:rFonts w:ascii="Avenir Next" w:hAnsi="Avenir Next" w:cs="Avenir Next" w:eastAsia="Avenir Next"/>
           <w:color w:val="1A1A1A"/>
+          <w:sz w:val="22"/>
+          <w:szCs w:val="21"/>
+        </w:rPr>
+        <w:t xml:space="preserve"> + 120 = </w:t>
+      </w:r>
+      <w:r>
+        <w:rPr>
+          <w:rFonts w:ascii="Avenir Next" w:hAnsi="Avenir Next" w:cs="Avenir Next" w:eastAsia="Avenir Next"/>
+          <w:color w:val="1A1A1A"/>
           <w:sz w:val="21"/>
           <w:szCs w:val="21"/>
-        </w:rPr>
-        <w:t xml:space="preserve"> + 120 = </w:t>
-      </w:r>
-      <w:r>
-        <w:rPr>
-          <w:rFonts w:ascii="Avenir Next" w:hAnsi="Avenir Next" w:cs="Avenir Next" w:eastAsia="Avenir Next"/>
-          <w:color w:val="1A1A1A"/>
-          <w:sz w:val="21"/>
-          <w:szCs w:val="21"/>
           <w:u w:val="single"/>
         </w:rPr>
         <w:t xml:space="preserve">                </w:t>
@@ -1190,6 +1199,7 @@
     </w:p>
     <w:p>
       <w:pPr>
+        <w:pStyle w:val="Heading2"/>
         <w:keepNext/>
         <w:pBdr>
           <w:bottom w:val="single" w:sz="8" w:space="3" w:color="003A70"/>
@@ -1205,7 +1215,7 @@
           <w:b/>
           <w:color w:val="003A70"/>
           <w:spacing w:val="14"/>
-          <w:sz w:val="19"/>
+          <w:sz w:val="22"/>
           <w:szCs w:val="19"/>
         </w:rPr>
         <w:t xml:space="preserve">YOUR TURN</w:t>
@@ -1224,7 +1234,7 @@
           <w:rFonts w:ascii="Avenir Next" w:hAnsi="Avenir Next" w:cs="Avenir Next" w:eastAsia="Avenir Next"/>
           <w:i/>
           <w:color w:val="5A5F66"/>
-          <w:sz w:val="17"/>
+          <w:sz w:val="22"/>
           <w:szCs w:val="17"/>
         </w:rPr>
         <w:t xml:space="preserve">use the steps on your own</w:t>
@@ -1396,7 +1406,7 @@
                       <w:szCs w:val="22"/>
                       <w:u w:val="single"/>
                     </w:rPr>
-                    <w:t xml:space="preserve">      </w:t>
+                    <w:t xml:space="preserve">          </w:t>
                   </w:r>
                 </w:p>
               </w:tc>
@@ -1458,7 +1468,7 @@
                       <w:szCs w:val="22"/>
                       <w:u w:val="single"/>
                     </w:rPr>
-                    <w:t xml:space="preserve">      </w:t>
+                    <w:t xml:space="preserve">          </w:t>
                   </w:r>
                 </w:p>
               </w:tc>
@@ -1520,7 +1530,7 @@
                       <w:szCs w:val="22"/>
                       <w:u w:val="single"/>
                     </w:rPr>
-                    <w:t xml:space="preserve">      </w:t>
+                    <w:t xml:space="preserve">          </w:t>
                   </w:r>
                 </w:p>
               </w:tc>
@@ -1588,7 +1598,7 @@
                       <w:szCs w:val="22"/>
                       <w:u w:val="single"/>
                     </w:rPr>
-                    <w:t xml:space="preserve">      </w:t>
+                    <w:t xml:space="preserve">          </w:t>
                   </w:r>
                 </w:p>
               </w:tc>
@@ -1650,7 +1660,7 @@
                       <w:szCs w:val="22"/>
                       <w:u w:val="single"/>
                     </w:rPr>
-                    <w:t xml:space="preserve">      </w:t>
+                    <w:t xml:space="preserve">          </w:t>
                   </w:r>
                 </w:p>
               </w:tc>
@@ -1712,7 +1722,7 @@
                       <w:szCs w:val="22"/>
                       <w:u w:val="single"/>
                     </w:rPr>
-                    <w:t xml:space="preserve">      </w:t>
+                    <w:t xml:space="preserve">          </w:t>
                   </w:r>
                 </w:p>
               </w:tc>
@@ -1735,7 +1745,7 @@
       <w:pPr>
         <w:pageBreakBefore/>
         <w:keepNext/>
-        <w:spacing w:before="0" w:after="12" w:line="264" w:lineRule="auto"/>
+        <w:spacing w:before="0" w:after="12" w:line="252" w:lineRule="auto"/>
       </w:pPr>
       <w:r>
         <w:rPr>
@@ -1744,7 +1754,7 @@
           <w:caps/>
           <w:color w:val="003A70"/>
           <w:spacing w:val="12"/>
-          <w:sz w:val="19"/>
+          <w:sz w:val="22"/>
           <w:szCs w:val="19"/>
         </w:rPr>
         <w:t xml:space="preserve">Lesson 5-1  ·  Session 1  ·  Prerequisite Practice A  ·  Skill 2 of 2</w:t>
@@ -1752,6 +1762,7 @@
     </w:p>
     <w:p>
       <w:pPr>
+        <w:pStyle w:val="Heading1"/>
         <w:keepNext/>
         <w:spacing w:before="0" w:after="10" w:line="240" w:lineRule="auto"/>
       </w:pPr>
@@ -1771,13 +1782,13 @@
         <w:pBdr>
           <w:bottom w:val="single" w:sz="4" w:space="5" w:color="C9CDD2"/>
         </w:pBdr>
-        <w:spacing w:before="0" w:after="60" w:line="264" w:lineRule="auto"/>
+        <w:spacing w:before="0" w:after="60" w:line="252" w:lineRule="auto"/>
       </w:pPr>
       <w:r>
         <w:rPr>
           <w:rFonts w:ascii="Avenir Next" w:hAnsi="Avenir Next" w:cs="Avenir Next" w:eastAsia="Avenir Next"/>
           <w:color w:val="5A5F66"/>
-          <w:sz w:val="17"/>
+          <w:sz w:val="22"/>
           <w:szCs w:val="17"/>
         </w:rPr>
         <w:t xml:space="preserve">Builds on Grade 4 · 4.MD.A.3</w:t>
@@ -1820,7 +1831,8 @@
           </w:tcPr>
           <w:p>
             <w:pPr>
-              <w:spacing w:before="0" w:after="0" w:line="252" w:lineRule="auto"/>
+              <w:pStyle w:val="Heading2"/>
+              <w:spacing w:before="0" w:after="0" w:line="246" w:lineRule="auto"/>
             </w:pPr>
             <w:r>
               <w:rPr>
@@ -1843,13 +1855,13 @@
           </w:tcPr>
           <w:p>
             <w:pPr>
-              <w:spacing w:before="0" w:after="0" w:line="264" w:lineRule="auto"/>
+              <w:spacing w:before="0" w:after="0" w:line="252" w:lineRule="auto"/>
             </w:pPr>
             <w:r>
               <w:rPr>
                 <w:rFonts w:ascii="Avenir Next" w:hAnsi="Avenir Next" w:cs="Avenir Next" w:eastAsia="Avenir Next"/>
                 <w:color w:val="1A1A1A"/>
-                <w:sz w:val="20"/>
+                <w:sz w:val="22"/>
                 <w:szCs w:val="20"/>
               </w:rPr>
               <w:t xml:space="preserve">You will find the area of a tile with a base of 15 cm and a height of 10 cm.</w:t>
@@ -1869,7 +1881,8 @@
           </w:tcPr>
           <w:p>
             <w:pPr>
-              <w:spacing w:before="0" w:after="0" w:line="252" w:lineRule="auto"/>
+              <w:pStyle w:val="Heading2"/>
+              <w:spacing w:before="0" w:after="0" w:line="246" w:lineRule="auto"/>
             </w:pPr>
             <w:r>
               <w:rPr>
@@ -1892,13 +1905,13 @@
           </w:tcPr>
           <w:p>
             <w:pPr>
-              <w:spacing w:before="0" w:after="0" w:line="264" w:lineRule="auto"/>
+              <w:spacing w:before="0" w:after="0" w:line="252" w:lineRule="auto"/>
             </w:pPr>
             <w:r>
               <w:rPr>
                 <w:rFonts w:ascii="Avenir Next" w:hAnsi="Avenir Next" w:cs="Avenir Next" w:eastAsia="Avenir Next"/>
                 <w:color w:val="1A1A1A"/>
-                <w:sz w:val="20"/>
+                <w:sz w:val="22"/>
                 <w:szCs w:val="20"/>
               </w:rPr>
               <w:t xml:space="preserve">Find the area of a rectangle: length × width.  </w:t>
@@ -1908,7 +1921,7 @@
                 <w:rFonts w:ascii="Avenir Next" w:hAnsi="Avenir Next" w:cs="Avenir Next" w:eastAsia="Avenir Next"/>
                 <w:b/>
                 <w:color w:val="1A1A1A"/>
-                <w:sz w:val="20"/>
+                <w:sz w:val="22"/>
                 <w:szCs w:val="20"/>
               </w:rPr>
               <w:t xml:space="preserve">You will use it in Practice Form A, problems 1 and 3.</w:t>
@@ -1919,6 +1932,7 @@
     </w:tbl>
     <w:p>
       <w:pPr>
+        <w:pStyle w:val="Heading2"/>
         <w:keepNext/>
         <w:pBdr>
           <w:bottom w:val="single" w:sz="8" w:space="3" w:color="003A70"/>
@@ -1934,7 +1948,7 @@
           <w:b/>
           <w:color w:val="003A70"/>
           <w:spacing w:val="14"/>
-          <w:sz w:val="19"/>
+          <w:sz w:val="22"/>
           <w:szCs w:val="19"/>
         </w:rPr>
         <w:t xml:space="preserve">STEPS TO FOLLOW</w:t>
@@ -1953,7 +1967,7 @@
           <w:rFonts w:ascii="Avenir Next" w:hAnsi="Avenir Next" w:cs="Avenir Next" w:eastAsia="Avenir Next"/>
           <w:i/>
           <w:color w:val="5A5F66"/>
-          <w:sz w:val="17"/>
+          <w:sz w:val="22"/>
           <w:szCs w:val="17"/>
         </w:rPr>
         <w:t xml:space="preserve">use these same steps on every problem</w:t>
@@ -1995,6 +2009,7 @@
           </w:tcPr>
           <w:p>
             <w:pPr>
+              <w:pStyle w:val="Heading1"/>
               <w:spacing w:before="0" w:after="0" w:line="240" w:lineRule="auto"/>
               <w:jc w:val="center"/>
             </w:pPr>
@@ -2017,13 +2032,13 @@
           </w:tcPr>
           <w:p>
             <w:pPr>
-              <w:spacing w:before="0" w:after="0" w:line="264" w:lineRule="auto"/>
+              <w:spacing w:before="0" w:after="0" w:line="252" w:lineRule="auto"/>
             </w:pPr>
             <w:r>
               <w:rPr>
                 <w:rFonts w:ascii="Avenir Next" w:hAnsi="Avenir Next" w:cs="Avenir Next" w:eastAsia="Avenir Next"/>
                 <w:color w:val="1A1A1A"/>
-                <w:sz w:val="21"/>
+                <w:sz w:val="22"/>
                 <w:szCs w:val="21"/>
               </w:rPr>
               <w:t xml:space="preserve">Find the </w:t>
@@ -2033,7 +2048,7 @@
                 <w:rFonts w:ascii="Avenir Next" w:hAnsi="Avenir Next" w:cs="Avenir Next" w:eastAsia="Avenir Next"/>
                 <w:b/>
                 <w:color w:val="1A1A1A"/>
-                <w:sz w:val="21"/>
+                <w:sz w:val="22"/>
                 <w:szCs w:val="21"/>
               </w:rPr>
               <w:t xml:space="preserve">length</w:t>
@@ -2042,7 +2057,7 @@
               <w:rPr>
                 <w:rFonts w:ascii="Avenir Next" w:hAnsi="Avenir Next" w:cs="Avenir Next" w:eastAsia="Avenir Next"/>
                 <w:color w:val="1A1A1A"/>
-                <w:sz w:val="21"/>
+                <w:sz w:val="22"/>
                 <w:szCs w:val="21"/>
               </w:rPr>
               <w:t xml:space="preserve"> and the </w:t>
@@ -2052,7 +2067,7 @@
                 <w:rFonts w:ascii="Avenir Next" w:hAnsi="Avenir Next" w:cs="Avenir Next" w:eastAsia="Avenir Next"/>
                 <w:b/>
                 <w:color w:val="1A1A1A"/>
-                <w:sz w:val="21"/>
+                <w:sz w:val="22"/>
                 <w:szCs w:val="21"/>
               </w:rPr>
               <w:t xml:space="preserve">width</w:t>
@@ -2061,7 +2076,7 @@
               <w:rPr>
                 <w:rFonts w:ascii="Avenir Next" w:hAnsi="Avenir Next" w:cs="Avenir Next" w:eastAsia="Avenir Next"/>
                 <w:color w:val="1A1A1A"/>
-                <w:sz w:val="21"/>
+                <w:sz w:val="22"/>
                 <w:szCs w:val="21"/>
               </w:rPr>
               <w:t xml:space="preserve">.</w:t>
@@ -2080,6 +2095,7 @@
           </w:tcPr>
           <w:p>
             <w:pPr>
+              <w:pStyle w:val="Heading1"/>
               <w:spacing w:before="0" w:after="0" w:line="240" w:lineRule="auto"/>
               <w:jc w:val="center"/>
             </w:pPr>
@@ -2102,14 +2118,14 @@
           </w:tcPr>
           <w:p>
             <w:pPr>
-              <w:spacing w:before="0" w:after="0" w:line="264" w:lineRule="auto"/>
+              <w:spacing w:before="0" w:after="0" w:line="252" w:lineRule="auto"/>
             </w:pPr>
             <w:r>
               <w:rPr>
                 <w:rFonts w:ascii="Avenir Next" w:hAnsi="Avenir Next" w:cs="Avenir Next" w:eastAsia="Avenir Next"/>
                 <w:b/>
                 <w:color w:val="1A1A1A"/>
-                <w:sz w:val="21"/>
+                <w:sz w:val="22"/>
                 <w:szCs w:val="21"/>
               </w:rPr>
               <w:t xml:space="preserve">Multiply</w:t>
@@ -2118,7 +2134,7 @@
               <w:rPr>
                 <w:rFonts w:ascii="Avenir Next" w:hAnsi="Avenir Next" w:cs="Avenir Next" w:eastAsia="Avenir Next"/>
                 <w:color w:val="1A1A1A"/>
-                <w:sz w:val="21"/>
+                <w:sz w:val="22"/>
                 <w:szCs w:val="21"/>
               </w:rPr>
               <w:t xml:space="preserve"> length × width.</w:t>
@@ -2137,6 +2153,7 @@
           </w:tcPr>
           <w:p>
             <w:pPr>
+              <w:pStyle w:val="Heading1"/>
               <w:spacing w:before="0" w:after="0" w:line="240" w:lineRule="auto"/>
               <w:jc w:val="center"/>
             </w:pPr>
@@ -2159,13 +2176,13 @@
           </w:tcPr>
           <w:p>
             <w:pPr>
-              <w:spacing w:before="0" w:after="0" w:line="264" w:lineRule="auto"/>
+              <w:spacing w:before="0" w:after="0" w:line="252" w:lineRule="auto"/>
             </w:pPr>
             <w:r>
               <w:rPr>
                 <w:rFonts w:ascii="Avenir Next" w:hAnsi="Avenir Next" w:cs="Avenir Next" w:eastAsia="Avenir Next"/>
                 <w:color w:val="1A1A1A"/>
-                <w:sz w:val="21"/>
+                <w:sz w:val="22"/>
                 <w:szCs w:val="21"/>
               </w:rPr>
               <w:t xml:space="preserve">Write the answer in </w:t>
@@ -2175,7 +2192,7 @@
                 <w:rFonts w:ascii="Avenir Next" w:hAnsi="Avenir Next" w:cs="Avenir Next" w:eastAsia="Avenir Next"/>
                 <w:b/>
                 <w:color w:val="1A1A1A"/>
-                <w:sz w:val="21"/>
+                <w:sz w:val="22"/>
                 <w:szCs w:val="21"/>
               </w:rPr>
               <w:t xml:space="preserve">square units</w:t>
@@ -2184,7 +2201,7 @@
               <w:rPr>
                 <w:rFonts w:ascii="Avenir Next" w:hAnsi="Avenir Next" w:cs="Avenir Next" w:eastAsia="Avenir Next"/>
                 <w:color w:val="1A1A1A"/>
-                <w:sz w:val="21"/>
+                <w:sz w:val="22"/>
                 <w:szCs w:val="21"/>
               </w:rPr>
               <w:t xml:space="preserve">.</w:t>
@@ -2195,6 +2212,7 @@
     </w:tbl>
     <w:p>
       <w:pPr>
+        <w:pStyle w:val="Heading2"/>
         <w:keepNext/>
         <w:pBdr>
           <w:bottom w:val="single" w:sz="8" w:space="3" w:color="003A70"/>
@@ -2210,7 +2228,7 @@
           <w:b/>
           <w:color w:val="003A70"/>
           <w:spacing w:val="14"/>
-          <w:sz w:val="19"/>
+          <w:sz w:val="22"/>
           <w:szCs w:val="19"/>
         </w:rPr>
         <w:t xml:space="preserve">WATCH ME</w:t>
@@ -2229,7 +2247,7 @@
           <w:rFonts w:ascii="Avenir Next" w:hAnsi="Avenir Next" w:cs="Avenir Next" w:eastAsia="Avenir Next"/>
           <w:i/>
           <w:color w:val="5A5F66"/>
-          <w:sz w:val="17"/>
+          <w:sz w:val="22"/>
           <w:szCs w:val="17"/>
         </w:rPr>
         <w:t xml:space="preserve">the steps in action</w:t>
@@ -2237,14 +2255,14 @@
     </w:p>
     <w:p>
       <w:pPr>
-        <w:spacing w:before="0" w:after="40" w:line="264" w:lineRule="auto"/>
+        <w:spacing w:before="0" w:after="40" w:line="252" w:lineRule="auto"/>
       </w:pPr>
       <w:r>
         <w:rPr>
           <w:rFonts w:ascii="Avenir Next" w:hAnsi="Avenir Next" w:cs="Avenir Next" w:eastAsia="Avenir Next"/>
           <w:b/>
           <w:color w:val="1A1A1A"/>
-          <w:sz w:val="21"/>
+          <w:sz w:val="22"/>
           <w:szCs w:val="21"/>
         </w:rPr>
         <w:t xml:space="preserve">A rectangle is 8 cm by 5 cm. Find its area.</w:t>
@@ -2255,7 +2273,7 @@
         <w:tabs>
           <w:tab w:val="left" w:pos="950"/>
         </w:tabs>
-        <w:spacing w:before="0" w:after="24" w:line="256" w:lineRule="auto"/>
+        <w:spacing w:before="0" w:after="24" w:line="248" w:lineRule="auto"/>
         <w:ind w:left="950" w:hanging="950"/>
       </w:pPr>
       <w:r>
@@ -2263,25 +2281,25 @@
           <w:rFonts w:ascii="Avenir Next" w:hAnsi="Avenir Next" w:cs="Avenir Next" w:eastAsia="Avenir Next"/>
           <w:b/>
           <w:color w:val="003A70"/>
+          <w:sz w:val="22"/>
+          <w:szCs w:val="19"/>
+        </w:rPr>
+        <w:t xml:space="preserve">Step 1</w:t>
+      </w:r>
+      <w:r>
+        <w:rPr>
+          <w:rFonts w:ascii="Avenir Next" w:hAnsi="Avenir Next" w:cs="Avenir Next" w:eastAsia="Avenir Next"/>
+          <w:color w:val="1A1A1A"/>
           <w:sz w:val="19"/>
           <w:szCs w:val="19"/>
         </w:rPr>
-        <w:t xml:space="preserve">Step 1</w:t>
-      </w:r>
-      <w:r>
-        <w:rPr>
-          <w:rFonts w:ascii="Avenir Next" w:hAnsi="Avenir Next" w:cs="Avenir Next" w:eastAsia="Avenir Next"/>
-          <w:color w:val="1A1A1A"/>
-          <w:sz w:val="19"/>
-          <w:szCs w:val="19"/>
-        </w:rPr>
         <w:tab/>
       </w:r>
       <w:r>
         <w:rPr>
           <w:rFonts w:ascii="Avenir Next" w:hAnsi="Avenir Next" w:cs="Avenir Next" w:eastAsia="Avenir Next"/>
           <w:color w:val="1A1A1A"/>
-          <w:sz w:val="21"/>
+          <w:sz w:val="22"/>
           <w:szCs w:val="21"/>
         </w:rPr>
         <w:t xml:space="preserve">Length 8 cm. Width 5 cm.</w:t>
@@ -2292,7 +2310,7 @@
         <w:tabs>
           <w:tab w:val="left" w:pos="950"/>
         </w:tabs>
-        <w:spacing w:before="0" w:after="24" w:line="256" w:lineRule="auto"/>
+        <w:spacing w:before="0" w:after="24" w:line="248" w:lineRule="auto"/>
         <w:ind w:left="950" w:hanging="950"/>
       </w:pPr>
       <w:r>
@@ -2300,25 +2318,25 @@
           <w:rFonts w:ascii="Avenir Next" w:hAnsi="Avenir Next" w:cs="Avenir Next" w:eastAsia="Avenir Next"/>
           <w:b/>
           <w:color w:val="003A70"/>
+          <w:sz w:val="22"/>
+          <w:szCs w:val="19"/>
+        </w:rPr>
+        <w:t xml:space="preserve">Step 2</w:t>
+      </w:r>
+      <w:r>
+        <w:rPr>
+          <w:rFonts w:ascii="Avenir Next" w:hAnsi="Avenir Next" w:cs="Avenir Next" w:eastAsia="Avenir Next"/>
+          <w:color w:val="1A1A1A"/>
           <w:sz w:val="19"/>
           <w:szCs w:val="19"/>
         </w:rPr>
-        <w:t xml:space="preserve">Step 2</w:t>
-      </w:r>
-      <w:r>
-        <w:rPr>
-          <w:rFonts w:ascii="Avenir Next" w:hAnsi="Avenir Next" w:cs="Avenir Next" w:eastAsia="Avenir Next"/>
-          <w:color w:val="1A1A1A"/>
-          <w:sz w:val="19"/>
-          <w:szCs w:val="19"/>
-        </w:rPr>
         <w:tab/>
       </w:r>
       <w:r>
         <w:rPr>
           <w:rFonts w:ascii="Avenir Next" w:hAnsi="Avenir Next" w:cs="Avenir Next" w:eastAsia="Avenir Next"/>
           <w:color w:val="1A1A1A"/>
-          <w:sz w:val="21"/>
+          <w:sz w:val="22"/>
           <w:szCs w:val="21"/>
         </w:rPr>
         <w:t xml:space="preserve">8 × 5 = 40.</w:t>
@@ -2329,7 +2347,7 @@
         <w:tabs>
           <w:tab w:val="left" w:pos="950"/>
         </w:tabs>
-        <w:spacing w:before="0" w:after="24" w:line="256" w:lineRule="auto"/>
+        <w:spacing w:before="0" w:after="24" w:line="248" w:lineRule="auto"/>
         <w:ind w:left="950" w:hanging="950"/>
       </w:pPr>
       <w:r>
@@ -2337,25 +2355,25 @@
           <w:rFonts w:ascii="Avenir Next" w:hAnsi="Avenir Next" w:cs="Avenir Next" w:eastAsia="Avenir Next"/>
           <w:b/>
           <w:color w:val="003A70"/>
+          <w:sz w:val="22"/>
+          <w:szCs w:val="19"/>
+        </w:rPr>
+        <w:t xml:space="preserve">Step 3</w:t>
+      </w:r>
+      <w:r>
+        <w:rPr>
+          <w:rFonts w:ascii="Avenir Next" w:hAnsi="Avenir Next" w:cs="Avenir Next" w:eastAsia="Avenir Next"/>
+          <w:color w:val="1A1A1A"/>
           <w:sz w:val="19"/>
           <w:szCs w:val="19"/>
         </w:rPr>
-        <w:t xml:space="preserve">Step 3</w:t>
-      </w:r>
-      <w:r>
-        <w:rPr>
-          <w:rFonts w:ascii="Avenir Next" w:hAnsi="Avenir Next" w:cs="Avenir Next" w:eastAsia="Avenir Next"/>
-          <w:color w:val="1A1A1A"/>
-          <w:sz w:val="19"/>
-          <w:szCs w:val="19"/>
-        </w:rPr>
         <w:tab/>
       </w:r>
       <w:r>
         <w:rPr>
           <w:rFonts w:ascii="Avenir Next" w:hAnsi="Avenir Next" w:cs="Avenir Next" w:eastAsia="Avenir Next"/>
           <w:color w:val="1A1A1A"/>
-          <w:sz w:val="21"/>
+          <w:sz w:val="22"/>
           <w:szCs w:val="21"/>
         </w:rPr>
         <w:t xml:space="preserve">The area is 40 cm².</w:t>
@@ -2366,7 +2384,7 @@
         <w:tabs>
           <w:tab w:val="left" w:pos="950"/>
         </w:tabs>
-        <w:spacing w:before="20" w:after="0" w:line="256" w:lineRule="auto"/>
+        <w:spacing w:before="20" w:after="0" w:line="248" w:lineRule="auto"/>
         <w:ind w:left="950" w:hanging="950"/>
       </w:pPr>
       <w:r>
@@ -2374,18 +2392,18 @@
           <w:rFonts w:ascii="Avenir Next" w:hAnsi="Avenir Next" w:cs="Avenir Next" w:eastAsia="Avenir Next"/>
           <w:b/>
           <w:color w:val="1A1A1A"/>
+          <w:sz w:val="22"/>
+          <w:szCs w:val="21"/>
+        </w:rPr>
+        <w:t xml:space="preserve">Answer</w:t>
+      </w:r>
+      <w:r>
+        <w:rPr>
+          <w:rFonts w:ascii="Avenir Next" w:hAnsi="Avenir Next" w:cs="Avenir Next" w:eastAsia="Avenir Next"/>
+          <w:color w:val="1A1A1A"/>
           <w:sz w:val="21"/>
           <w:szCs w:val="21"/>
         </w:rPr>
-        <w:t xml:space="preserve">Answer</w:t>
-      </w:r>
-      <w:r>
-        <w:rPr>
-          <w:rFonts w:ascii="Avenir Next" w:hAnsi="Avenir Next" w:cs="Avenir Next" w:eastAsia="Avenir Next"/>
-          <w:color w:val="1A1A1A"/>
-          <w:sz w:val="21"/>
-          <w:szCs w:val="21"/>
-        </w:rPr>
         <w:tab/>
       </w:r>
       <w:r>
@@ -2393,7 +2411,7 @@
           <w:rFonts w:ascii="Avenir Next" w:hAnsi="Avenir Next" w:cs="Avenir Next" w:eastAsia="Avenir Next"/>
           <w:b/>
           <w:color w:val="1A1A1A"/>
-          <w:sz w:val="21"/>
+          <w:sz w:val="22"/>
           <w:szCs w:val="21"/>
         </w:rPr>
         <w:t xml:space="preserve">40 cm²</w:t>
@@ -2401,6 +2419,7 @@
     </w:p>
     <w:p>
       <w:pPr>
+        <w:pStyle w:val="Heading2"/>
         <w:keepNext/>
         <w:pBdr>
           <w:bottom w:val="single" w:sz="8" w:space="3" w:color="003A70"/>
@@ -2416,7 +2435,7 @@
           <w:b/>
           <w:color w:val="003A70"/>
           <w:spacing w:val="14"/>
-          <w:sz w:val="19"/>
+          <w:sz w:val="22"/>
           <w:szCs w:val="19"/>
         </w:rPr>
         <w:t xml:space="preserve">TRY IT WITH HELP</w:t>
@@ -2435,7 +2454,7 @@
           <w:rFonts w:ascii="Avenir Next" w:hAnsi="Avenir Next" w:cs="Avenir Next" w:eastAsia="Avenir Next"/>
           <w:i/>
           <w:color w:val="5A5F66"/>
-          <w:sz w:val="17"/>
+          <w:sz w:val="22"/>
           <w:szCs w:val="17"/>
         </w:rPr>
         <w:t xml:space="preserve">fill in each step</w:t>
@@ -2447,7 +2466,7 @@
         <w:tabs>
           <w:tab w:val="left" w:pos="432"/>
         </w:tabs>
-        <w:spacing w:before="90" w:after="40" w:line="268" w:lineRule="auto"/>
+        <w:spacing w:before="90" w:after="40" w:line="254" w:lineRule="auto"/>
         <w:ind w:left="432" w:hanging="432"/>
       </w:pPr>
       <w:r>
@@ -2485,7 +2504,7 @@
         <w:tabs>
           <w:tab w:val="left" w:pos="1300"/>
         </w:tabs>
-        <w:spacing w:before="0" w:after="24" w:line="272" w:lineRule="auto"/>
+        <w:spacing w:before="0" w:after="24" w:line="256" w:lineRule="auto"/>
         <w:ind w:left="1300" w:hanging="868"/>
       </w:pPr>
       <w:r>
@@ -2493,28 +2512,47 @@
           <w:rFonts w:ascii="Avenir Next" w:hAnsi="Avenir Next" w:cs="Avenir Next" w:eastAsia="Avenir Next"/>
           <w:b/>
           <w:color w:val="003A70"/>
+          <w:sz w:val="22"/>
+          <w:szCs w:val="18"/>
+        </w:rPr>
+        <w:t xml:space="preserve">Step 1</w:t>
+      </w:r>
+      <w:r>
+        <w:rPr>
+          <w:rFonts w:ascii="Avenir Next" w:hAnsi="Avenir Next" w:cs="Avenir Next" w:eastAsia="Avenir Next"/>
+          <w:color w:val="1A1A1A"/>
           <w:sz w:val="18"/>
           <w:szCs w:val="18"/>
         </w:rPr>
-        <w:t xml:space="preserve">Step 1</w:t>
-      </w:r>
-      <w:r>
-        <w:rPr>
-          <w:rFonts w:ascii="Avenir Next" w:hAnsi="Avenir Next" w:cs="Avenir Next" w:eastAsia="Avenir Next"/>
-          <w:color w:val="1A1A1A"/>
-          <w:sz w:val="18"/>
-          <w:szCs w:val="18"/>
-        </w:rPr>
         <w:tab/>
       </w:r>
       <w:r>
         <w:rPr>
           <w:rFonts w:ascii="Avenir Next" w:hAnsi="Avenir Next" w:cs="Avenir Next" w:eastAsia="Avenir Next"/>
           <w:color w:val="1A1A1A"/>
+          <w:sz w:val="22"/>
+          <w:szCs w:val="21"/>
+        </w:rPr>
+        <w:t xml:space="preserve">Length </w:t>
+      </w:r>
+      <w:r>
+        <w:rPr>
+          <w:rFonts w:ascii="Avenir Next" w:hAnsi="Avenir Next" w:cs="Avenir Next" w:eastAsia="Avenir Next"/>
+          <w:color w:val="1A1A1A"/>
           <w:sz w:val="21"/>
           <w:szCs w:val="21"/>
-        </w:rPr>
-        <w:t xml:space="preserve">Length </w:t>
+          <w:u w:val="single"/>
+        </w:rPr>
+        <w:t xml:space="preserve">                </w:t>
+      </w:r>
+      <w:r>
+        <w:rPr>
+          <w:rFonts w:ascii="Avenir Next" w:hAnsi="Avenir Next" w:cs="Avenir Next" w:eastAsia="Avenir Next"/>
+          <w:color w:val="1A1A1A"/>
+          <w:sz w:val="22"/>
+          <w:szCs w:val="21"/>
+        </w:rPr>
+        <w:t xml:space="preserve"> ft. Width </w:t>
       </w:r>
       <w:r>
         <w:rPr>
@@ -2530,26 +2568,7 @@
         <w:rPr>
           <w:rFonts w:ascii="Avenir Next" w:hAnsi="Avenir Next" w:cs="Avenir Next" w:eastAsia="Avenir Next"/>
           <w:color w:val="1A1A1A"/>
-          <w:sz w:val="21"/>
-          <w:szCs w:val="21"/>
-        </w:rPr>
-        <w:t xml:space="preserve"> ft. Width </w:t>
-      </w:r>
-      <w:r>
-        <w:rPr>
-          <w:rFonts w:ascii="Avenir Next" w:hAnsi="Avenir Next" w:cs="Avenir Next" w:eastAsia="Avenir Next"/>
-          <w:color w:val="1A1A1A"/>
-          <w:sz w:val="21"/>
-          <w:szCs w:val="21"/>
-          <w:u w:val="single"/>
-        </w:rPr>
-        <w:t xml:space="preserve">                </w:t>
-      </w:r>
-      <w:r>
-        <w:rPr>
-          <w:rFonts w:ascii="Avenir Next" w:hAnsi="Avenir Next" w:cs="Avenir Next" w:eastAsia="Avenir Next"/>
-          <w:color w:val="1A1A1A"/>
-          <w:sz w:val="21"/>
+          <w:sz w:val="22"/>
           <w:szCs w:val="21"/>
         </w:rPr>
         <w:t xml:space="preserve"> ft.</w:t>
@@ -2561,7 +2580,7 @@
         <w:tabs>
           <w:tab w:val="left" w:pos="1300"/>
         </w:tabs>
-        <w:spacing w:before="0" w:after="24" w:line="272" w:lineRule="auto"/>
+        <w:spacing w:before="0" w:after="24" w:line="256" w:lineRule="auto"/>
         <w:ind w:left="1300" w:hanging="868"/>
       </w:pPr>
       <w:r>
@@ -2569,25 +2588,25 @@
           <w:rFonts w:ascii="Avenir Next" w:hAnsi="Avenir Next" w:cs="Avenir Next" w:eastAsia="Avenir Next"/>
           <w:b/>
           <w:color w:val="003A70"/>
+          <w:sz w:val="22"/>
+          <w:szCs w:val="18"/>
+        </w:rPr>
+        <w:t xml:space="preserve">Step 2</w:t>
+      </w:r>
+      <w:r>
+        <w:rPr>
+          <w:rFonts w:ascii="Avenir Next" w:hAnsi="Avenir Next" w:cs="Avenir Next" w:eastAsia="Avenir Next"/>
+          <w:color w:val="1A1A1A"/>
           <w:sz w:val="18"/>
           <w:szCs w:val="18"/>
         </w:rPr>
-        <w:t xml:space="preserve">Step 2</w:t>
-      </w:r>
-      <w:r>
-        <w:rPr>
-          <w:rFonts w:ascii="Avenir Next" w:hAnsi="Avenir Next" w:cs="Avenir Next" w:eastAsia="Avenir Next"/>
-          <w:color w:val="1A1A1A"/>
-          <w:sz w:val="18"/>
-          <w:szCs w:val="18"/>
-        </w:rPr>
         <w:tab/>
       </w:r>
       <w:r>
         <w:rPr>
           <w:rFonts w:ascii="Avenir Next" w:hAnsi="Avenir Next" w:cs="Avenir Next" w:eastAsia="Avenir Next"/>
           <w:color w:val="1A1A1A"/>
-          <w:sz w:val="21"/>
+          <w:sz w:val="22"/>
           <w:szCs w:val="21"/>
         </w:rPr>
         <w:t xml:space="preserve">9 × 4 = </w:t>
@@ -2609,7 +2628,7 @@
         <w:tabs>
           <w:tab w:val="left" w:pos="1300"/>
         </w:tabs>
-        <w:spacing w:before="0" w:after="24" w:line="272" w:lineRule="auto"/>
+        <w:spacing w:before="0" w:after="24" w:line="256" w:lineRule="auto"/>
         <w:ind w:left="1300" w:hanging="868"/>
       </w:pPr>
       <w:r>
@@ -2617,35 +2636,35 @@
           <w:rFonts w:ascii="Avenir Next" w:hAnsi="Avenir Next" w:cs="Avenir Next" w:eastAsia="Avenir Next"/>
           <w:b/>
           <w:color w:val="003A70"/>
+          <w:sz w:val="22"/>
+          <w:szCs w:val="18"/>
+        </w:rPr>
+        <w:t xml:space="preserve">Step 3</w:t>
+      </w:r>
+      <w:r>
+        <w:rPr>
+          <w:rFonts w:ascii="Avenir Next" w:hAnsi="Avenir Next" w:cs="Avenir Next" w:eastAsia="Avenir Next"/>
+          <w:color w:val="1A1A1A"/>
           <w:sz w:val="18"/>
           <w:szCs w:val="18"/>
         </w:rPr>
-        <w:t xml:space="preserve">Step 3</w:t>
-      </w:r>
-      <w:r>
-        <w:rPr>
-          <w:rFonts w:ascii="Avenir Next" w:hAnsi="Avenir Next" w:cs="Avenir Next" w:eastAsia="Avenir Next"/>
-          <w:color w:val="1A1A1A"/>
-          <w:sz w:val="18"/>
-          <w:szCs w:val="18"/>
-        </w:rPr>
         <w:tab/>
       </w:r>
       <w:r>
         <w:rPr>
           <w:rFonts w:ascii="Avenir Next" w:hAnsi="Avenir Next" w:cs="Avenir Next" w:eastAsia="Avenir Next"/>
           <w:color w:val="1A1A1A"/>
+          <w:sz w:val="22"/>
+          <w:szCs w:val="21"/>
+        </w:rPr>
+        <w:t xml:space="preserve">The area is </w:t>
+      </w:r>
+      <w:r>
+        <w:rPr>
+          <w:rFonts w:ascii="Avenir Next" w:hAnsi="Avenir Next" w:cs="Avenir Next" w:eastAsia="Avenir Next"/>
+          <w:color w:val="1A1A1A"/>
           <w:sz w:val="21"/>
           <w:szCs w:val="21"/>
-        </w:rPr>
-        <w:t xml:space="preserve">The area is </w:t>
-      </w:r>
-      <w:r>
-        <w:rPr>
-          <w:rFonts w:ascii="Avenir Next" w:hAnsi="Avenir Next" w:cs="Avenir Next" w:eastAsia="Avenir Next"/>
-          <w:color w:val="1A1A1A"/>
-          <w:sz w:val="21"/>
-          <w:szCs w:val="21"/>
           <w:u w:val="single"/>
         </w:rPr>
         <w:t xml:space="preserve">                </w:t>
@@ -2654,7 +2673,7 @@
         <w:rPr>
           <w:rFonts w:ascii="Avenir Next" w:hAnsi="Avenir Next" w:cs="Avenir Next" w:eastAsia="Avenir Next"/>
           <w:color w:val="1A1A1A"/>
-          <w:sz w:val="21"/>
+          <w:sz w:val="22"/>
           <w:szCs w:val="21"/>
         </w:rPr>
         <w:t xml:space="preserve"> ft².</w:t>
@@ -2671,7 +2690,7 @@
         <w:tabs>
           <w:tab w:val="left" w:pos="432"/>
         </w:tabs>
-        <w:spacing w:before="90" w:after="40" w:line="268" w:lineRule="auto"/>
+        <w:spacing w:before="90" w:after="40" w:line="254" w:lineRule="auto"/>
         <w:ind w:left="432" w:hanging="432"/>
       </w:pPr>
       <w:r>
@@ -2709,7 +2728,7 @@
         <w:tabs>
           <w:tab w:val="left" w:pos="1300"/>
         </w:tabs>
-        <w:spacing w:before="0" w:after="24" w:line="272" w:lineRule="auto"/>
+        <w:spacing w:before="0" w:after="24" w:line="256" w:lineRule="auto"/>
         <w:ind w:left="1300" w:hanging="868"/>
       </w:pPr>
       <w:r>
@@ -2717,28 +2736,47 @@
           <w:rFonts w:ascii="Avenir Next" w:hAnsi="Avenir Next" w:cs="Avenir Next" w:eastAsia="Avenir Next"/>
           <w:b/>
           <w:color w:val="003A70"/>
+          <w:sz w:val="22"/>
+          <w:szCs w:val="18"/>
+        </w:rPr>
+        <w:t xml:space="preserve">Step 1</w:t>
+      </w:r>
+      <w:r>
+        <w:rPr>
+          <w:rFonts w:ascii="Avenir Next" w:hAnsi="Avenir Next" w:cs="Avenir Next" w:eastAsia="Avenir Next"/>
+          <w:color w:val="1A1A1A"/>
           <w:sz w:val="18"/>
           <w:szCs w:val="18"/>
         </w:rPr>
-        <w:t xml:space="preserve">Step 1</w:t>
-      </w:r>
-      <w:r>
-        <w:rPr>
-          <w:rFonts w:ascii="Avenir Next" w:hAnsi="Avenir Next" w:cs="Avenir Next" w:eastAsia="Avenir Next"/>
-          <w:color w:val="1A1A1A"/>
-          <w:sz w:val="18"/>
-          <w:szCs w:val="18"/>
-        </w:rPr>
         <w:tab/>
       </w:r>
       <w:r>
         <w:rPr>
           <w:rFonts w:ascii="Avenir Next" w:hAnsi="Avenir Next" w:cs="Avenir Next" w:eastAsia="Avenir Next"/>
           <w:color w:val="1A1A1A"/>
+          <w:sz w:val="22"/>
+          <w:szCs w:val="21"/>
+        </w:rPr>
+        <w:t xml:space="preserve">Length </w:t>
+      </w:r>
+      <w:r>
+        <w:rPr>
+          <w:rFonts w:ascii="Avenir Next" w:hAnsi="Avenir Next" w:cs="Avenir Next" w:eastAsia="Avenir Next"/>
+          <w:color w:val="1A1A1A"/>
           <w:sz w:val="21"/>
           <w:szCs w:val="21"/>
-        </w:rPr>
-        <w:t xml:space="preserve">Length </w:t>
+          <w:u w:val="single"/>
+        </w:rPr>
+        <w:t xml:space="preserve">                </w:t>
+      </w:r>
+      <w:r>
+        <w:rPr>
+          <w:rFonts w:ascii="Avenir Next" w:hAnsi="Avenir Next" w:cs="Avenir Next" w:eastAsia="Avenir Next"/>
+          <w:color w:val="1A1A1A"/>
+          <w:sz w:val="22"/>
+          <w:szCs w:val="21"/>
+        </w:rPr>
+        <w:t xml:space="preserve"> in. Width </w:t>
       </w:r>
       <w:r>
         <w:rPr>
@@ -2754,26 +2792,7 @@
         <w:rPr>
           <w:rFonts w:ascii="Avenir Next" w:hAnsi="Avenir Next" w:cs="Avenir Next" w:eastAsia="Avenir Next"/>
           <w:color w:val="1A1A1A"/>
-          <w:sz w:val="21"/>
-          <w:szCs w:val="21"/>
-        </w:rPr>
-        <w:t xml:space="preserve"> in. Width </w:t>
-      </w:r>
-      <w:r>
-        <w:rPr>
-          <w:rFonts w:ascii="Avenir Next" w:hAnsi="Avenir Next" w:cs="Avenir Next" w:eastAsia="Avenir Next"/>
-          <w:color w:val="1A1A1A"/>
-          <w:sz w:val="21"/>
-          <w:szCs w:val="21"/>
-          <w:u w:val="single"/>
-        </w:rPr>
-        <w:t xml:space="preserve">                </w:t>
-      </w:r>
-      <w:r>
-        <w:rPr>
-          <w:rFonts w:ascii="Avenir Next" w:hAnsi="Avenir Next" w:cs="Avenir Next" w:eastAsia="Avenir Next"/>
-          <w:color w:val="1A1A1A"/>
-          <w:sz w:val="21"/>
+          <w:sz w:val="22"/>
           <w:szCs w:val="21"/>
         </w:rPr>
         <w:t xml:space="preserve"> in.</w:t>
@@ -2785,7 +2804,7 @@
         <w:tabs>
           <w:tab w:val="left" w:pos="1300"/>
         </w:tabs>
-        <w:spacing w:before="0" w:after="24" w:line="272" w:lineRule="auto"/>
+        <w:spacing w:before="0" w:after="24" w:line="256" w:lineRule="auto"/>
         <w:ind w:left="1300" w:hanging="868"/>
       </w:pPr>
       <w:r>
@@ -2793,25 +2812,25 @@
           <w:rFonts w:ascii="Avenir Next" w:hAnsi="Avenir Next" w:cs="Avenir Next" w:eastAsia="Avenir Next"/>
           <w:b/>
           <w:color w:val="003A70"/>
+          <w:sz w:val="22"/>
+          <w:szCs w:val="18"/>
+        </w:rPr>
+        <w:t xml:space="preserve">Step 2</w:t>
+      </w:r>
+      <w:r>
+        <w:rPr>
+          <w:rFonts w:ascii="Avenir Next" w:hAnsi="Avenir Next" w:cs="Avenir Next" w:eastAsia="Avenir Next"/>
+          <w:color w:val="1A1A1A"/>
           <w:sz w:val="18"/>
           <w:szCs w:val="18"/>
         </w:rPr>
-        <w:t xml:space="preserve">Step 2</w:t>
-      </w:r>
-      <w:r>
-        <w:rPr>
-          <w:rFonts w:ascii="Avenir Next" w:hAnsi="Avenir Next" w:cs="Avenir Next" w:eastAsia="Avenir Next"/>
-          <w:color w:val="1A1A1A"/>
-          <w:sz w:val="18"/>
-          <w:szCs w:val="18"/>
-        </w:rPr>
         <w:tab/>
       </w:r>
       <w:r>
         <w:rPr>
           <w:rFonts w:ascii="Avenir Next" w:hAnsi="Avenir Next" w:cs="Avenir Next" w:eastAsia="Avenir Next"/>
           <w:color w:val="1A1A1A"/>
-          <w:sz w:val="21"/>
+          <w:sz w:val="22"/>
           <w:szCs w:val="21"/>
         </w:rPr>
         <w:t xml:space="preserve">12 × 6 = </w:t>
@@ -2833,7 +2852,7 @@
         <w:tabs>
           <w:tab w:val="left" w:pos="1300"/>
         </w:tabs>
-        <w:spacing w:before="0" w:after="24" w:line="272" w:lineRule="auto"/>
+        <w:spacing w:before="0" w:after="24" w:line="256" w:lineRule="auto"/>
         <w:ind w:left="1300" w:hanging="868"/>
       </w:pPr>
       <w:r>
@@ -2841,35 +2860,35 @@
           <w:rFonts w:ascii="Avenir Next" w:hAnsi="Avenir Next" w:cs="Avenir Next" w:eastAsia="Avenir Next"/>
           <w:b/>
           <w:color w:val="003A70"/>
+          <w:sz w:val="22"/>
+          <w:szCs w:val="18"/>
+        </w:rPr>
+        <w:t xml:space="preserve">Step 3</w:t>
+      </w:r>
+      <w:r>
+        <w:rPr>
+          <w:rFonts w:ascii="Avenir Next" w:hAnsi="Avenir Next" w:cs="Avenir Next" w:eastAsia="Avenir Next"/>
+          <w:color w:val="1A1A1A"/>
           <w:sz w:val="18"/>
           <w:szCs w:val="18"/>
         </w:rPr>
-        <w:t xml:space="preserve">Step 3</w:t>
-      </w:r>
-      <w:r>
-        <w:rPr>
-          <w:rFonts w:ascii="Avenir Next" w:hAnsi="Avenir Next" w:cs="Avenir Next" w:eastAsia="Avenir Next"/>
-          <w:color w:val="1A1A1A"/>
-          <w:sz w:val="18"/>
-          <w:szCs w:val="18"/>
-        </w:rPr>
         <w:tab/>
       </w:r>
       <w:r>
         <w:rPr>
           <w:rFonts w:ascii="Avenir Next" w:hAnsi="Avenir Next" w:cs="Avenir Next" w:eastAsia="Avenir Next"/>
           <w:color w:val="1A1A1A"/>
+          <w:sz w:val="22"/>
+          <w:szCs w:val="21"/>
+        </w:rPr>
+        <w:t xml:space="preserve">The area is </w:t>
+      </w:r>
+      <w:r>
+        <w:rPr>
+          <w:rFonts w:ascii="Avenir Next" w:hAnsi="Avenir Next" w:cs="Avenir Next" w:eastAsia="Avenir Next"/>
+          <w:color w:val="1A1A1A"/>
           <w:sz w:val="21"/>
           <w:szCs w:val="21"/>
-        </w:rPr>
-        <w:t xml:space="preserve">The area is </w:t>
-      </w:r>
-      <w:r>
-        <w:rPr>
-          <w:rFonts w:ascii="Avenir Next" w:hAnsi="Avenir Next" w:cs="Avenir Next" w:eastAsia="Avenir Next"/>
-          <w:color w:val="1A1A1A"/>
-          <w:sz w:val="21"/>
-          <w:szCs w:val="21"/>
           <w:u w:val="single"/>
         </w:rPr>
         <w:t xml:space="preserve">                </w:t>
@@ -2878,7 +2897,7 @@
         <w:rPr>
           <w:rFonts w:ascii="Avenir Next" w:hAnsi="Avenir Next" w:cs="Avenir Next" w:eastAsia="Avenir Next"/>
           <w:color w:val="1A1A1A"/>
-          <w:sz w:val="21"/>
+          <w:sz w:val="22"/>
           <w:szCs w:val="21"/>
         </w:rPr>
         <w:t xml:space="preserve"> in².</w:t>
@@ -2891,6 +2910,7 @@
     </w:p>
     <w:p>
       <w:pPr>
+        <w:pStyle w:val="Heading2"/>
         <w:keepNext/>
         <w:pBdr>
           <w:bottom w:val="single" w:sz="8" w:space="3" w:color="003A70"/>
@@ -2906,7 +2926,7 @@
           <w:b/>
           <w:color w:val="003A70"/>
           <w:spacing w:val="14"/>
-          <w:sz w:val="19"/>
+          <w:sz w:val="22"/>
           <w:szCs w:val="19"/>
         </w:rPr>
         <w:t xml:space="preserve">YOUR TURN</w:t>
@@ -2925,7 +2945,7 @@
           <w:rFonts w:ascii="Avenir Next" w:hAnsi="Avenir Next" w:cs="Avenir Next" w:eastAsia="Avenir Next"/>
           <w:i/>
           <w:color w:val="5A5F66"/>
-          <w:sz w:val="17"/>
+          <w:sz w:val="22"/>
           <w:szCs w:val="17"/>
         </w:rPr>
         <w:t xml:space="preserve">use the steps on your own</w:t>
@@ -2975,7 +2995,7 @@
               <w:tabs>
                 <w:tab w:val="left" w:pos="432"/>
               </w:tabs>
-              <w:spacing w:before="90" w:after="40" w:line="268" w:lineRule="auto"/>
+              <w:spacing w:before="90" w:after="40" w:line="254" w:lineRule="auto"/>
               <w:ind w:left="432" w:hanging="432"/>
             </w:pPr>
             <w:r>
@@ -3048,7 +3068,7 @@
                     <w:tabs>
                       <w:tab w:val="left" w:pos="340"/>
                     </w:tabs>
-                    <w:spacing w:before="0" w:after="0" w:line="276" w:lineRule="auto"/>
+                    <w:spacing w:before="0" w:after="0" w:line="258" w:lineRule="auto"/>
                     <w:ind w:left="340" w:hanging="340"/>
                   </w:pPr>
                   <w:r>
@@ -3096,7 +3116,7 @@
                       <w:szCs w:val="22"/>
                       <w:u w:val="single"/>
                     </w:rPr>
-                    <w:t xml:space="preserve">      </w:t>
+                    <w:t xml:space="preserve">          </w:t>
                   </w:r>
                 </w:p>
               </w:tc>
@@ -3110,7 +3130,7 @@
                     <w:tabs>
                       <w:tab w:val="left" w:pos="340"/>
                     </w:tabs>
-                    <w:spacing w:before="0" w:after="0" w:line="276" w:lineRule="auto"/>
+                    <w:spacing w:before="0" w:after="0" w:line="258" w:lineRule="auto"/>
                     <w:ind w:left="340" w:hanging="340"/>
                   </w:pPr>
                   <w:r>
@@ -3158,7 +3178,7 @@
                       <w:szCs w:val="22"/>
                       <w:u w:val="single"/>
                     </w:rPr>
-                    <w:t xml:space="preserve">      </w:t>
+                    <w:t xml:space="preserve">          </w:t>
                   </w:r>
                 </w:p>
               </w:tc>
@@ -3178,7 +3198,7 @@
                     <w:tabs>
                       <w:tab w:val="left" w:pos="340"/>
                     </w:tabs>
-                    <w:spacing w:before="0" w:after="0" w:line="276" w:lineRule="auto"/>
+                    <w:spacing w:before="0" w:after="0" w:line="258" w:lineRule="auto"/>
                     <w:ind w:left="340" w:hanging="340"/>
                   </w:pPr>
                   <w:r>
@@ -3226,7 +3246,7 @@
                       <w:szCs w:val="22"/>
                       <w:u w:val="single"/>
                     </w:rPr>
-                    <w:t xml:space="preserve">      </w:t>
+                    <w:t xml:space="preserve">          </w:t>
                   </w:r>
                 </w:p>
               </w:tc>
@@ -3240,7 +3260,7 @@
                     <w:tabs>
                       <w:tab w:val="left" w:pos="340"/>
                     </w:tabs>
-                    <w:spacing w:before="0" w:after="0" w:line="276" w:lineRule="auto"/>
+                    <w:spacing w:before="0" w:after="0" w:line="258" w:lineRule="auto"/>
                     <w:ind w:left="340" w:hanging="340"/>
                   </w:pPr>
                   <w:r>
@@ -3288,7 +3308,7 @@
                       <w:szCs w:val="22"/>
                       <w:u w:val="single"/>
                     </w:rPr>
-                    <w:t xml:space="preserve">      </w:t>
+                    <w:t xml:space="preserve">          </w:t>
                   </w:r>
                 </w:p>
               </w:tc>
@@ -3309,6 +3329,7 @@
     </w:p>
     <w:p>
       <w:pPr>
+        <w:pStyle w:val="Heading2"/>
         <w:keepNext/>
         <w:pBdr>
           <w:bottom w:val="single" w:sz="8" w:space="3" w:color="003A70"/>
@@ -3324,7 +3345,7 @@
           <w:b/>
           <w:color w:val="003A70"/>
           <w:spacing w:val="14"/>
-          <w:sz w:val="19"/>
+          <w:sz w:val="22"/>
           <w:szCs w:val="19"/>
         </w:rPr>
         <w:t xml:space="preserve">READY CHECK</w:t>
@@ -3343,7 +3364,7 @@
           <w:rFonts w:ascii="Avenir Next" w:hAnsi="Avenir Next" w:cs="Avenir Next" w:eastAsia="Avenir Next"/>
           <w:i/>
           <w:color w:val="5A5F66"/>
-          <w:sz w:val="17"/>
+          <w:sz w:val="22"/>
           <w:szCs w:val="17"/>
         </w:rPr>
         <w:t xml:space="preserve">a problem like the one in today’s lesson</w:t>
@@ -3393,7 +3414,7 @@
               <w:tabs>
                 <w:tab w:val="left" w:pos="432"/>
               </w:tabs>
-              <w:spacing w:before="90" w:after="40" w:line="268" w:lineRule="auto"/>
+              <w:spacing w:before="90" w:after="40" w:line="254" w:lineRule="auto"/>
               <w:ind w:left="432" w:hanging="432"/>
             </w:pPr>
             <w:r>
@@ -3467,7 +3488,7 @@
                     <w:tabs>
                       <w:tab w:val="left" w:pos="340"/>
                     </w:tabs>
-                    <w:spacing w:before="0" w:after="0" w:line="264" w:lineRule="auto"/>
+                    <w:spacing w:before="0" w:after="0" w:line="252" w:lineRule="auto"/>
                     <w:ind w:left="340" w:hanging="340"/>
                   </w:pPr>
                   <w:r>
@@ -3475,25 +3496,25 @@
                       <w:rFonts w:ascii="Avenir Next" w:hAnsi="Avenir Next" w:cs="Avenir Next" w:eastAsia="Avenir Next"/>
                       <w:b/>
                       <w:color w:val="003A70"/>
+                      <w:sz w:val="22"/>
+                      <w:szCs w:val="21"/>
+                    </w:rPr>
+                    <w:t xml:space="preserve">A</w:t>
+                  </w:r>
+                  <w:r>
+                    <w:rPr>
+                      <w:rFonts w:ascii="Avenir Next" w:hAnsi="Avenir Next" w:cs="Avenir Next" w:eastAsia="Avenir Next"/>
+                      <w:color w:val="1A1A1A"/>
                       <w:sz w:val="21"/>
                       <w:szCs w:val="21"/>
                     </w:rPr>
-                    <w:t xml:space="preserve">A</w:t>
-                  </w:r>
-                  <w:r>
-                    <w:rPr>
-                      <w:rFonts w:ascii="Avenir Next" w:hAnsi="Avenir Next" w:cs="Avenir Next" w:eastAsia="Avenir Next"/>
-                      <w:color w:val="1A1A1A"/>
-                      <w:sz w:val="21"/>
-                      <w:szCs w:val="21"/>
-                    </w:rPr>
                     <w:tab/>
                   </w:r>
                   <w:r>
                     <w:rPr>
                       <w:rFonts w:ascii="Avenir Next" w:hAnsi="Avenir Next" w:cs="Avenir Next" w:eastAsia="Avenir Next"/>
                       <w:color w:val="1A1A1A"/>
-                      <w:sz w:val="21"/>
+                      <w:sz w:val="22"/>
                       <w:szCs w:val="21"/>
                     </w:rPr>
                     <w:t xml:space="preserve">150 cm²</w:t>
@@ -3510,7 +3531,7 @@
                     <w:tabs>
                       <w:tab w:val="left" w:pos="340"/>
                     </w:tabs>
-                    <w:spacing w:before="0" w:after="0" w:line="264" w:lineRule="auto"/>
+                    <w:spacing w:before="0" w:after="0" w:line="252" w:lineRule="auto"/>
                     <w:ind w:left="340" w:hanging="340"/>
                   </w:pPr>
                   <w:r>
@@ -3518,25 +3539,25 @@
                       <w:rFonts w:ascii="Avenir Next" w:hAnsi="Avenir Next" w:cs="Avenir Next" w:eastAsia="Avenir Next"/>
                       <w:b/>
                       <w:color w:val="003A70"/>
+                      <w:sz w:val="22"/>
+                      <w:szCs w:val="21"/>
+                    </w:rPr>
+                    <w:t xml:space="preserve">B</w:t>
+                  </w:r>
+                  <w:r>
+                    <w:rPr>
+                      <w:rFonts w:ascii="Avenir Next" w:hAnsi="Avenir Next" w:cs="Avenir Next" w:eastAsia="Avenir Next"/>
+                      <w:color w:val="1A1A1A"/>
                       <w:sz w:val="21"/>
                       <w:szCs w:val="21"/>
                     </w:rPr>
-                    <w:t xml:space="preserve">B</w:t>
-                  </w:r>
-                  <w:r>
-                    <w:rPr>
-                      <w:rFonts w:ascii="Avenir Next" w:hAnsi="Avenir Next" w:cs="Avenir Next" w:eastAsia="Avenir Next"/>
-                      <w:color w:val="1A1A1A"/>
-                      <w:sz w:val="21"/>
-                      <w:szCs w:val="21"/>
-                    </w:rPr>
                     <w:tab/>
                   </w:r>
                   <w:r>
                     <w:rPr>
                       <w:rFonts w:ascii="Avenir Next" w:hAnsi="Avenir Next" w:cs="Avenir Next" w:eastAsia="Avenir Next"/>
                       <w:color w:val="1A1A1A"/>
-                      <w:sz w:val="21"/>
+                      <w:sz w:val="22"/>
                       <w:szCs w:val="21"/>
                     </w:rPr>
                     <w:t xml:space="preserve">25 cm²</w:t>
@@ -3553,7 +3574,7 @@
                     <w:tabs>
                       <w:tab w:val="left" w:pos="340"/>
                     </w:tabs>
-                    <w:spacing w:before="0" w:after="0" w:line="264" w:lineRule="auto"/>
+                    <w:spacing w:before="0" w:after="0" w:line="252" w:lineRule="auto"/>
                     <w:ind w:left="340" w:hanging="340"/>
                   </w:pPr>
                   <w:r>
@@ -3561,25 +3582,25 @@
                       <w:rFonts w:ascii="Avenir Next" w:hAnsi="Avenir Next" w:cs="Avenir Next" w:eastAsia="Avenir Next"/>
                       <w:b/>
                       <w:color w:val="003A70"/>
+                      <w:sz w:val="22"/>
+                      <w:szCs w:val="21"/>
+                    </w:rPr>
+                    <w:t xml:space="preserve">C</w:t>
+                  </w:r>
+                  <w:r>
+                    <w:rPr>
+                      <w:rFonts w:ascii="Avenir Next" w:hAnsi="Avenir Next" w:cs="Avenir Next" w:eastAsia="Avenir Next"/>
+                      <w:color w:val="1A1A1A"/>
                       <w:sz w:val="21"/>
                       <w:szCs w:val="21"/>
                     </w:rPr>
-                    <w:t xml:space="preserve">C</w:t>
-                  </w:r>
-                  <w:r>
-                    <w:rPr>
-                      <w:rFonts w:ascii="Avenir Next" w:hAnsi="Avenir Next" w:cs="Avenir Next" w:eastAsia="Avenir Next"/>
-                      <w:color w:val="1A1A1A"/>
-                      <w:sz w:val="21"/>
-                      <w:szCs w:val="21"/>
-                    </w:rPr>
                     <w:tab/>
                   </w:r>
                   <w:r>
                     <w:rPr>
                       <w:rFonts w:ascii="Avenir Next" w:hAnsi="Avenir Next" w:cs="Avenir Next" w:eastAsia="Avenir Next"/>
                       <w:color w:val="1A1A1A"/>
-                      <w:sz w:val="21"/>
+                      <w:sz w:val="22"/>
                       <w:szCs w:val="21"/>
                     </w:rPr>
                     <w:t xml:space="preserve">50 cm²</w:t>
@@ -3596,7 +3617,7 @@
                     <w:tabs>
                       <w:tab w:val="left" w:pos="340"/>
                     </w:tabs>
-                    <w:spacing w:before="0" w:after="0" w:line="264" w:lineRule="auto"/>
+                    <w:spacing w:before="0" w:after="0" w:line="252" w:lineRule="auto"/>
                     <w:ind w:left="340" w:hanging="340"/>
                   </w:pPr>
                   <w:r>
@@ -3604,25 +3625,25 @@
                       <w:rFonts w:ascii="Avenir Next" w:hAnsi="Avenir Next" w:cs="Avenir Next" w:eastAsia="Avenir Next"/>
                       <w:b/>
                       <w:color w:val="003A70"/>
+                      <w:sz w:val="22"/>
+                      <w:szCs w:val="21"/>
+                    </w:rPr>
+                    <w:t xml:space="preserve">D</w:t>
+                  </w:r>
+                  <w:r>
+                    <w:rPr>
+                      <w:rFonts w:ascii="Avenir Next" w:hAnsi="Avenir Next" w:cs="Avenir Next" w:eastAsia="Avenir Next"/>
+                      <w:color w:val="1A1A1A"/>
                       <w:sz w:val="21"/>
                       <w:szCs w:val="21"/>
                     </w:rPr>
-                    <w:t xml:space="preserve">D</w:t>
-                  </w:r>
-                  <w:r>
-                    <w:rPr>
-                      <w:rFonts w:ascii="Avenir Next" w:hAnsi="Avenir Next" w:cs="Avenir Next" w:eastAsia="Avenir Next"/>
-                      <w:color w:val="1A1A1A"/>
-                      <w:sz w:val="21"/>
-                      <w:szCs w:val="21"/>
-                    </w:rPr>
                     <w:tab/>
                   </w:r>
                   <w:r>
                     <w:rPr>
                       <w:rFonts w:ascii="Avenir Next" w:hAnsi="Avenir Next" w:cs="Avenir Next" w:eastAsia="Avenir Next"/>
                       <w:color w:val="1A1A1A"/>
-                      <w:sz w:val="21"/>
+                      <w:sz w:val="22"/>
                       <w:szCs w:val="21"/>
                     </w:rPr>
                     <w:t xml:space="preserve">75 cm²</w:t>
@@ -3671,19 +3692,42 @@
         <w:tblLook w:val="0000" w:firstRow="0" w:lastRow="0" w:firstColumn="0" w:lastColumn="0" w:noHBand="1" w:noVBand="1"/>
       </w:tblPr>
       <w:tblGrid>
-        <w:gridCol w:w="2000"/>
-        <w:gridCol w:w="2300"/>
-        <w:gridCol w:w="2100"/>
-        <w:gridCol w:w="3104"/>
+        <w:gridCol w:w="1750"/>
+        <w:gridCol w:w="2500"/>
+        <w:gridCol w:w="2200"/>
+        <w:gridCol w:w="3054"/>
       </w:tblGrid>
       <w:tr>
         <w:trPr>
           <w:cantSplit/>
-          <w:trHeight w:val="320" w:hRule="atLeast"/>
+          <w:trHeight w:val="300" w:hRule="atLeast"/>
         </w:trPr>
         <w:tc>
           <w:tcPr>
-            <w:tcW w:w="2000" w:type="dxa"/>
+            <w:tcW w:w="1750" w:type="dxa"/>
+            <w:vAlign w:val="center"/>
+          </w:tcPr>
+          <w:p>
+            <w:pPr>
+              <w:pStyle w:val="Heading2"/>
+              <w:spacing w:before="0" w:after="0" w:line="240" w:lineRule="auto"/>
+            </w:pPr>
+            <w:r>
+              <w:rPr>
+                <w:rFonts w:ascii="Avenir Next" w:hAnsi="Avenir Next" w:cs="Avenir Next" w:eastAsia="Avenir Next"/>
+                <w:b/>
+                <w:color w:val="003A70"/>
+                <w:spacing w:val="12"/>
+                <w:sz w:val="15"/>
+                <w:szCs w:val="15"/>
+              </w:rPr>
+              <w:t xml:space="preserve">CHECK YOURSELF</w:t>
+            </w:r>
+          </w:p>
+        </w:tc>
+        <w:tc>
+          <w:tcPr>
+            <w:tcW w:w="2500" w:type="dxa"/>
             <w:vAlign w:val="center"/>
           </w:tcPr>
           <w:p>
@@ -3692,20 +3736,27 @@
             </w:pPr>
             <w:r>
               <w:rPr>
-                <w:rFonts w:ascii="Avenir Next" w:hAnsi="Avenir Next" w:cs="Avenir Next" w:eastAsia="Avenir Next"/>
-                <w:b/>
-                <w:color w:val="003A70"/>
-                <w:spacing w:val="12"/>
-                <w:sz w:val="15"/>
-                <w:szCs w:val="15"/>
-              </w:rPr>
-              <w:t xml:space="preserve">CHECK YOURSELF</w:t>
+                <w:rFonts w:ascii="Arial" w:hAnsi="Arial" w:cs="Arial" w:eastAsia="Arial"/>
+                <w:color w:val="1A1A1A"/>
+                <w:sz w:val="20"/>
+                <w:szCs w:val="20"/>
+              </w:rPr>
+              <w:t xml:space="preserve">□</w:t>
+            </w:r>
+            <w:r>
+              <w:rPr>
+                <w:rFonts w:ascii="Avenir Next" w:hAnsi="Avenir Next" w:cs="Avenir Next" w:eastAsia="Avenir Next"/>
+                <w:color w:val="1A1A1A"/>
+                <w:sz w:val="17"/>
+                <w:szCs w:val="17"/>
+              </w:rPr>
+              <w:t xml:space="preserve">  I can do this on my own</w:t>
             </w:r>
           </w:p>
         </w:tc>
         <w:tc>
           <w:tcPr>
-            <w:tcW w:w="2300" w:type="dxa"/>
+            <w:tcW w:w="2200" w:type="dxa"/>
             <w:vAlign w:val="center"/>
           </w:tcPr>
           <w:p>
@@ -3716,8 +3767,8 @@
               <w:rPr>
                 <w:rFonts w:ascii="Arial" w:hAnsi="Arial" w:cs="Arial" w:eastAsia="Arial"/>
                 <w:color w:val="1A1A1A"/>
-                <w:sz w:val="24"/>
-                <w:szCs w:val="24"/>
+                <w:sz w:val="20"/>
+                <w:szCs w:val="20"/>
               </w:rPr>
               <w:t xml:space="preserve">□</w:t>
             </w:r>
@@ -3728,13 +3779,13 @@
                 <w:sz w:val="17"/>
                 <w:szCs w:val="17"/>
               </w:rPr>
-              <w:t xml:space="preserve">  I can do this on my own</w:t>
+              <w:t xml:space="preserve">  I need a little help</w:t>
             </w:r>
           </w:p>
         </w:tc>
         <w:tc>
           <w:tcPr>
-            <w:tcW w:w="2100" w:type="dxa"/>
+            <w:tcW w:w="3054" w:type="dxa"/>
             <w:vAlign w:val="center"/>
           </w:tcPr>
           <w:p>
@@ -3745,37 +3796,8 @@
               <w:rPr>
                 <w:rFonts w:ascii="Arial" w:hAnsi="Arial" w:cs="Arial" w:eastAsia="Arial"/>
                 <w:color w:val="1A1A1A"/>
-                <w:sz w:val="24"/>
-                <w:szCs w:val="24"/>
-              </w:rPr>
-              <w:t xml:space="preserve">□</w:t>
-            </w:r>
-            <w:r>
-              <w:rPr>
-                <w:rFonts w:ascii="Avenir Next" w:hAnsi="Avenir Next" w:cs="Avenir Next" w:eastAsia="Avenir Next"/>
-                <w:color w:val="1A1A1A"/>
-                <w:sz w:val="17"/>
-                <w:szCs w:val="17"/>
-              </w:rPr>
-              <w:t xml:space="preserve">  I need a little help</w:t>
-            </w:r>
-          </w:p>
-        </w:tc>
-        <w:tc>
-          <w:tcPr>
-            <w:tcW w:w="3104" w:type="dxa"/>
-            <w:vAlign w:val="center"/>
-          </w:tcPr>
-          <w:p>
-            <w:pPr>
-              <w:spacing w:before="0" w:after="0" w:line="240" w:lineRule="auto"/>
-            </w:pPr>
-            <w:r>
-              <w:rPr>
-                <w:rFonts w:ascii="Arial" w:hAnsi="Arial" w:cs="Arial" w:eastAsia="Arial"/>
-                <w:color w:val="1A1A1A"/>
-                <w:sz w:val="24"/>
-                <w:szCs w:val="24"/>
+                <w:sz w:val="20"/>
+                <w:szCs w:val="20"/>
               </w:rPr>
               <w:t xml:space="preserve">□</w:t>
             </w:r>
@@ -3810,7 +3832,7 @@
     <w:sectPr>
       <w:footerReference w:type="default" r:id="rIdFooter1"/>
       <w:pgSz w:w="12240" w:h="15840"/>
-      <w:pgMar w:top="893" w:right="1224" w:bottom="835" w:left="1512" w:header="432" w:footer="432" w:gutter="0"/>
+      <w:pgMar w:top="780" w:right="1224" w:bottom="760" w:left="1512" w:header="432" w:footer="432" w:gutter="0"/>
       <w:cols w:space="720"/>
     </w:sectPr>
   </w:body>
@@ -3890,7 +3912,106 @@
               <w:sz w:val="15"/>
               <w:szCs w:val="15"/>
             </w:rPr>
-            <w:t xml:space="preserve">Lesson 5-1  ·  Session 1  ·  Prerequisite Practice A</w:t>
+            <w:t xml:space="preserve">5-1 · Page </w:t>
+          </w:r>
+          <w:r>
+            <w:rPr>
+              <w:rFonts w:ascii="Avenir Next" w:hAnsi="Avenir Next" w:cs="Avenir Next" w:eastAsia="Avenir Next"/>
+              <w:color w:val="5A5F66"/>
+              <w:sz w:val="15"/>
+              <w:szCs w:val="15"/>
+            </w:rPr>
+            <w:fldChar w:fldCharType="begin"/>
+          </w:r>
+          <w:r>
+            <w:rPr>
+              <w:rFonts w:ascii="Avenir Next" w:hAnsi="Avenir Next" w:cs="Avenir Next" w:eastAsia="Avenir Next"/>
+              <w:color w:val="5A5F66"/>
+              <w:sz w:val="15"/>
+              <w:szCs w:val="15"/>
+            </w:rPr>
+            <w:instrText xml:space="preserve"> PAGE </w:instrText>
+          </w:r>
+          <w:r>
+            <w:rPr>
+              <w:rFonts w:ascii="Avenir Next" w:hAnsi="Avenir Next" w:cs="Avenir Next" w:eastAsia="Avenir Next"/>
+              <w:color w:val="5A5F66"/>
+              <w:sz w:val="15"/>
+              <w:szCs w:val="15"/>
+            </w:rPr>
+            <w:fldChar w:fldCharType="separate"/>
+          </w:r>
+          <w:r>
+            <w:rPr>
+              <w:rFonts w:ascii="Avenir Next" w:hAnsi="Avenir Next" w:cs="Avenir Next" w:eastAsia="Avenir Next"/>
+              <w:color w:val="5A5F66"/>
+              <w:sz w:val="15"/>
+              <w:szCs w:val="15"/>
+            </w:rPr>
+            <w:t xml:space="preserve">1</w:t>
+          </w:r>
+          <w:r>
+            <w:rPr>
+              <w:rFonts w:ascii="Avenir Next" w:hAnsi="Avenir Next" w:cs="Avenir Next" w:eastAsia="Avenir Next"/>
+              <w:color w:val="5A5F66"/>
+              <w:sz w:val="15"/>
+              <w:szCs w:val="15"/>
+            </w:rPr>
+            <w:fldChar w:fldCharType="end"/>
+          </w:r>
+          <w:r>
+            <w:rPr>
+              <w:rFonts w:ascii="Avenir Next" w:hAnsi="Avenir Next" w:cs="Avenir Next" w:eastAsia="Avenir Next"/>
+              <w:color w:val="5A5F66"/>
+              <w:sz w:val="15"/>
+              <w:szCs w:val="15"/>
+            </w:rPr>
+            <w:t xml:space="preserve"> of </w:t>
+          </w:r>
+          <w:r>
+            <w:rPr>
+              <w:rFonts w:ascii="Avenir Next" w:hAnsi="Avenir Next" w:cs="Avenir Next" w:eastAsia="Avenir Next"/>
+              <w:color w:val="5A5F66"/>
+              <w:sz w:val="15"/>
+              <w:szCs w:val="15"/>
+            </w:rPr>
+            <w:fldChar w:fldCharType="begin"/>
+          </w:r>
+          <w:r>
+            <w:rPr>
+              <w:rFonts w:ascii="Avenir Next" w:hAnsi="Avenir Next" w:cs="Avenir Next" w:eastAsia="Avenir Next"/>
+              <w:color w:val="5A5F66"/>
+              <w:sz w:val="15"/>
+              <w:szCs w:val="15"/>
+            </w:rPr>
+            <w:instrText xml:space="preserve"> NUMPAGES </w:instrText>
+          </w:r>
+          <w:r>
+            <w:rPr>
+              <w:rFonts w:ascii="Avenir Next" w:hAnsi="Avenir Next" w:cs="Avenir Next" w:eastAsia="Avenir Next"/>
+              <w:color w:val="5A5F66"/>
+              <w:sz w:val="15"/>
+              <w:szCs w:val="15"/>
+            </w:rPr>
+            <w:fldChar w:fldCharType="separate"/>
+          </w:r>
+          <w:r>
+            <w:rPr>
+              <w:rFonts w:ascii="Avenir Next" w:hAnsi="Avenir Next" w:cs="Avenir Next" w:eastAsia="Avenir Next"/>
+              <w:color w:val="5A5F66"/>
+              <w:sz w:val="15"/>
+              <w:szCs w:val="15"/>
+            </w:rPr>
+            <w:t xml:space="preserve">1</w:t>
+          </w:r>
+          <w:r>
+            <w:rPr>
+              <w:rFonts w:ascii="Avenir Next" w:hAnsi="Avenir Next" w:cs="Avenir Next" w:eastAsia="Avenir Next"/>
+              <w:color w:val="5A5F66"/>
+              <w:sz w:val="15"/>
+              <w:szCs w:val="15"/>
+            </w:rPr>
+            <w:fldChar w:fldCharType="end"/>
           </w:r>
         </w:p>
       </w:tc>
@@ -3933,5 +4054,23 @@
       </w:tblCellMar>
     </w:tblPr>
   </w:style>
+  <w:style w:type="paragraph" w:styleId="Heading1">
+    <w:name w:val="heading 1"/>
+    <w:basedOn w:val="Normal"/>
+    <w:pPr>
+      <w:outlineLvl w:val="0"/>
+      <w:keepNext w:val="0"/>
+      <w:keepLines w:val="0"/>
+    </w:pPr>
+  </w:style>
+  <w:style w:type="paragraph" w:styleId="Heading2">
+    <w:name w:val="heading 2"/>
+    <w:basedOn w:val="Normal"/>
+    <w:pPr>
+      <w:outlineLvl w:val="1"/>
+      <w:keepNext w:val="0"/>
+      <w:keepLines w:val="0"/>
+    </w:pPr>
+  </w:style>
 </w:styles>
 </file>